--- a/project-programming.docx
+++ b/project-programming.docx
@@ -403,6 +403,20 @@
           <w:szCs w:val="28"/>
           <w:rFonts w:ascii="Times New Roman" w:hAnsi="Times New Roman"/>
         </w:rPr>
+        <w:t xml:space="preserve">8. Практическое исследование (социологический опрос)</w:t>
+      </w:r>
+    </w:p>
+    <w:p>
+      <w:pPr>
+        <w:jc w:val="both"/>
+        <w:spacing w:line="360" w:lineRule="auto"/>
+      </w:pPr>
+      <w:r>
+        <w:rPr>
+          <w:sz w:val="28"/>
+          <w:szCs w:val="28"/>
+          <w:rFonts w:ascii="Times New Roman" w:hAnsi="Times New Roman"/>
+        </w:rPr>
         <w:t xml:space="preserve">Заключение</w:t>
       </w:r>
     </w:p>
@@ -591,6 +605,21 @@
           <w:szCs w:val="28"/>
           <w:rFonts w:ascii="Times New Roman" w:hAnsi="Times New Roman"/>
         </w:rPr>
+        <w:t xml:space="preserve">— Провести социологический опрос среди населения;</w:t>
+      </w:r>
+    </w:p>
+    <w:p>
+      <w:pPr>
+        <w:jc w:val="both"/>
+        <w:ind w:firstLine="709"/>
+        <w:spacing w:line="360" w:lineRule="auto"/>
+      </w:pPr>
+      <w:r>
+        <w:rPr>
+          <w:sz w:val="28"/>
+          <w:szCs w:val="28"/>
+          <w:rFonts w:ascii="Times New Roman" w:hAnsi="Times New Roman"/>
+        </w:rPr>
         <w:t xml:space="preserve">— Оценить перспективы развития программирования.</w:t>
       </w:r>
     </w:p>
@@ -607,7 +636,7 @@
           <w:rFonts w:ascii="Times New Roman" w:hAnsi="Times New Roman"/>
           <w:b/>
         </w:rPr>
-        <w:t xml:space="preserve">Методы исследования: анализ литературы, обобщение информации, сравнительный анализ.</w:t>
+        <w:t xml:space="preserve">Методы исследования: анализ литературы, обобщение информации, сравнительный анализ, социологический опрос.</w:t>
       </w:r>
     </w:p>
     <w:p>
@@ -733,7 +762,7 @@
           <w:szCs w:val="28"/>
           <w:rFonts w:ascii="Times New Roman" w:hAnsi="Times New Roman"/>
         </w:rPr>
-        <w:t xml:space="preserve">Программирование требует логического мышления, внимательности и умения разбивать сложные задачи на простые составляющие. Это навык, который развивает аналитическое мышление и помогает в решении проблем не только в IT, но и в повседневной жизни.</w:t>
+        <w:t xml:space="preserve">Программирование требует логического мышления, внимательности и умения разбивать сложные задачи на простые составляющие.</w:t>
       </w:r>
     </w:p>
     <w:p>
@@ -769,97 +798,82 @@
           <w:szCs w:val="28"/>
           <w:rFonts w:ascii="Times New Roman" w:hAnsi="Times New Roman"/>
         </w:rPr>
-        <w:t xml:space="preserve">История программирования начинается задолго до появления современных компьютеров.</w:t>
-      </w:r>
-    </w:p>
-    <w:p>
-      <w:pPr>
-        <w:jc w:val="both"/>
-        <w:ind w:firstLine="709"/>
-        <w:spacing w:line="360" w:lineRule="auto"/>
-      </w:pPr>
-      <w:r>
-        <w:rPr>
-          <w:sz w:val="28"/>
-          <w:szCs w:val="28"/>
-          <w:rFonts w:ascii="Times New Roman" w:hAnsi="Times New Roman"/>
-        </w:rPr>
-        <w:t xml:space="preserve">XIX век. Ада Лавлейс (1815–1852) считается первым программистом в истории. Она написала алгоритм для аналитической машины Чарльза Бэббиджа, который мог вычислять числа Бернулли. Хотя машина так и не была построена при её жизни, работа Ады заложила теоретические основы программирования.</w:t>
-      </w:r>
-    </w:p>
-    <w:p>
-      <w:pPr>
-        <w:jc w:val="both"/>
-        <w:ind w:firstLine="709"/>
-        <w:spacing w:line="360" w:lineRule="auto"/>
-      </w:pPr>
-      <w:r>
-        <w:rPr>
-          <w:sz w:val="28"/>
-          <w:szCs w:val="28"/>
-          <w:rFonts w:ascii="Times New Roman" w:hAnsi="Times New Roman"/>
-        </w:rPr>
-        <w:t xml:space="preserve">1940-е годы. Появились первые электронные компьютеры (ENIAC). Программирование велось на машинном языке — последовательности нулей и единиц. Это было крайне трудоёмко и требовало глубоких знаний архитектуры конкретного компьютера.</w:t>
-      </w:r>
-    </w:p>
-    <w:p>
-      <w:pPr>
-        <w:jc w:val="both"/>
-        <w:ind w:firstLine="709"/>
-        <w:spacing w:line="360" w:lineRule="auto"/>
-      </w:pPr>
-      <w:r>
-        <w:rPr>
-          <w:sz w:val="28"/>
-          <w:szCs w:val="28"/>
-          <w:rFonts w:ascii="Times New Roman" w:hAnsi="Times New Roman"/>
-        </w:rPr>
-        <w:t xml:space="preserve">1950-е годы. Разработаны первые языки программирования высокого уровня: Fortran (1957) для научных вычислений и COBOL (1959) для бизнес-приложений. Эти языки позволили писать код, более понятный человеку.</w:t>
-      </w:r>
-    </w:p>
-    <w:p>
-      <w:pPr>
-        <w:jc w:val="both"/>
-        <w:ind w:firstLine="709"/>
-        <w:spacing w:line="360" w:lineRule="auto"/>
-      </w:pPr>
-      <w:r>
-        <w:rPr>
-          <w:sz w:val="28"/>
-          <w:szCs w:val="28"/>
-          <w:rFonts w:ascii="Times New Roman" w:hAnsi="Times New Roman"/>
-        </w:rPr>
-        <w:t xml:space="preserve">1970–1980-е годы. Появились языки C (1972), Pascal, Basic. Начало эпохи персональных компьютеров сделало программирование доступным широкому кругу людей.</w:t>
-      </w:r>
-    </w:p>
-    <w:p>
-      <w:pPr>
-        <w:jc w:val="both"/>
-        <w:ind w:firstLine="709"/>
-        <w:spacing w:line="360" w:lineRule="auto"/>
-      </w:pPr>
-      <w:r>
-        <w:rPr>
-          <w:sz w:val="28"/>
-          <w:szCs w:val="28"/>
-          <w:rFonts w:ascii="Times New Roman" w:hAnsi="Times New Roman"/>
-        </w:rPr>
-        <w:t xml:space="preserve">1990-е годы. Развитие интернета привело к появлению веб-программирования. Языки Java, JavaScript, PHP, Python стали основой современной разработки.</w:t>
-      </w:r>
-    </w:p>
-    <w:p>
-      <w:pPr>
-        <w:jc w:val="both"/>
-        <w:ind w:firstLine="709"/>
-        <w:spacing w:line="360" w:lineRule="auto"/>
-      </w:pPr>
-      <w:r>
-        <w:rPr>
-          <w:sz w:val="28"/>
-          <w:szCs w:val="28"/>
-          <w:rFonts w:ascii="Times New Roman" w:hAnsi="Times New Roman"/>
-        </w:rPr>
-        <w:t xml:space="preserve">2000-е — настоящее время. Мобильная разработка, облачные технологии, искусственный интеллект, машинное обучение. Программирование стало одной из самых востребованных профессий в мире.</w:t>
+        <w:t xml:space="preserve">XIX век. Ада Лавлейс (1815–1852) считается первым программистом в истории. Она написала алгоритм для аналитической машины Чарльза Бэббиджа.</w:t>
+      </w:r>
+    </w:p>
+    <w:p>
+      <w:pPr>
+        <w:jc w:val="both"/>
+        <w:ind w:firstLine="709"/>
+        <w:spacing w:line="360" w:lineRule="auto"/>
+      </w:pPr>
+      <w:r>
+        <w:rPr>
+          <w:sz w:val="28"/>
+          <w:szCs w:val="28"/>
+          <w:rFonts w:ascii="Times New Roman" w:hAnsi="Times New Roman"/>
+        </w:rPr>
+        <w:t xml:space="preserve">1940-е годы. Появились первые электронные компьютеры (ENIAC). Программирование велось на машинном языке — последовательности нулей и единиц.</w:t>
+      </w:r>
+    </w:p>
+    <w:p>
+      <w:pPr>
+        <w:jc w:val="both"/>
+        <w:ind w:firstLine="709"/>
+        <w:spacing w:line="360" w:lineRule="auto"/>
+      </w:pPr>
+      <w:r>
+        <w:rPr>
+          <w:sz w:val="28"/>
+          <w:szCs w:val="28"/>
+          <w:rFonts w:ascii="Times New Roman" w:hAnsi="Times New Roman"/>
+        </w:rPr>
+        <w:t xml:space="preserve">1950-е годы. Разработаны первые языки высокого уровня: Fortran (1957) и COBOL (1959).</w:t>
+      </w:r>
+    </w:p>
+    <w:p>
+      <w:pPr>
+        <w:jc w:val="both"/>
+        <w:ind w:firstLine="709"/>
+        <w:spacing w:line="360" w:lineRule="auto"/>
+      </w:pPr>
+      <w:r>
+        <w:rPr>
+          <w:sz w:val="28"/>
+          <w:szCs w:val="28"/>
+          <w:rFonts w:ascii="Times New Roman" w:hAnsi="Times New Roman"/>
+        </w:rPr>
+        <w:t xml:space="preserve">1970–1980-е годы. Появились языки C (1972), Pascal, Basic. Начало эпохи персональных компьютеров.</w:t>
+      </w:r>
+    </w:p>
+    <w:p>
+      <w:pPr>
+        <w:jc w:val="both"/>
+        <w:ind w:firstLine="709"/>
+        <w:spacing w:line="360" w:lineRule="auto"/>
+      </w:pPr>
+      <w:r>
+        <w:rPr>
+          <w:sz w:val="28"/>
+          <w:szCs w:val="28"/>
+          <w:rFonts w:ascii="Times New Roman" w:hAnsi="Times New Roman"/>
+        </w:rPr>
+        <w:t xml:space="preserve">1990-е годы. Развитие интернета. Языки Java, JavaScript, PHP, Python стали основой современной разработки.</w:t>
+      </w:r>
+    </w:p>
+    <w:p>
+      <w:pPr>
+        <w:jc w:val="both"/>
+        <w:ind w:firstLine="709"/>
+        <w:spacing w:line="360" w:lineRule="auto"/>
+      </w:pPr>
+      <w:r>
+        <w:rPr>
+          <w:sz w:val="28"/>
+          <w:szCs w:val="28"/>
+          <w:rFonts w:ascii="Times New Roman" w:hAnsi="Times New Roman"/>
+        </w:rPr>
+        <w:t xml:space="preserve">2000-е — настоящее время. Мобильная разработка, облачные технологии, искусственный интеллект.</w:t>
       </w:r>
     </w:p>
     <w:p>
@@ -894,24 +908,9 @@
           <w:sz w:val="28"/>
           <w:szCs w:val="28"/>
           <w:rFonts w:ascii="Times New Roman" w:hAnsi="Times New Roman"/>
-        </w:rPr>
-        <w:t xml:space="preserve">Существует множество языков программирования, каждый из которых создан для определённых задач. Рассмотрим наиболее популярные:</w:t>
-      </w:r>
-    </w:p>
-    <w:p>
-      <w:pPr>
-        <w:jc w:val="both"/>
-        <w:ind w:firstLine="709"/>
-        <w:spacing w:line="360" w:lineRule="auto"/>
-      </w:pPr>
-      <w:r>
-        <w:rPr>
-          <w:sz w:val="28"/>
-          <w:szCs w:val="28"/>
-          <w:rFonts w:ascii="Times New Roman" w:hAnsi="Times New Roman"/>
           <w:b/>
         </w:rPr>
-        <w:t xml:space="preserve">Python — один из самых популярных языков в мире. Отличается простым и понятным синтаксисом. Используется в науке о данных, искусственном интеллекте, веб-разработке, автоматизации. Подходит для начинающих программистов.</w:t>
+        <w:t xml:space="preserve">Python — один из самых популярных языков. Используется в науке о данных, ИИ, веб-разработке.</w:t>
       </w:r>
     </w:p>
     <w:p>
@@ -927,7 +926,7 @@
           <w:rFonts w:ascii="Times New Roman" w:hAnsi="Times New Roman"/>
           <w:b/>
         </w:rPr>
-        <w:t xml:space="preserve">JavaScript — язык веб-разработки. Работает в браузере и позволяет создавать интерактивные сайты. Также используется для серверной разработки (Node.js) и мобильных приложений (React Native).</w:t>
+        <w:t xml:space="preserve">JavaScript — язык веб-разработки. Работает в браузере, позволяет создавать интерактивные сайты.</w:t>
       </w:r>
     </w:p>
     <w:p>
@@ -943,7 +942,7 @@
           <w:rFonts w:ascii="Times New Roman" w:hAnsi="Times New Roman"/>
           <w:b/>
         </w:rPr>
-        <w:t xml:space="preserve">Java — универсальный язык, широко применяемый в корпоративной разработке, Android-приложениях, банковских системах. Известен принципом «написано один раз — работает везде».</w:t>
+        <w:t xml:space="preserve">Java — универсальный язык для корпоративной разработки и Android-приложений.</w:t>
       </w:r>
     </w:p>
     <w:p>
@@ -959,7 +958,7 @@
           <w:rFonts w:ascii="Times New Roman" w:hAnsi="Times New Roman"/>
           <w:b/>
         </w:rPr>
-        <w:t xml:space="preserve">C / C++ — языки системного программирования. Используются для создания операционных систем, драйверов, игровых движков, встраиваемых систем. Обеспечивают высокую производительность.</w:t>
+        <w:t xml:space="preserve">C / C++ — языки системного программирования. Операционные системы, игровые движки.</w:t>
       </w:r>
     </w:p>
     <w:p>
@@ -975,7 +974,7 @@
           <w:rFonts w:ascii="Times New Roman" w:hAnsi="Times New Roman"/>
           <w:b/>
         </w:rPr>
-        <w:t xml:space="preserve">C# — разработан компанией Microsoft. Применяется для создания приложений под Windows, игр на движке Unity, веб-сервисов.</w:t>
+        <w:t xml:space="preserve">C# — разработан Microsoft. Игры на Unity, приложения Windows.</w:t>
       </w:r>
     </w:p>
     <w:p>
@@ -991,22 +990,7 @@
           <w:rFonts w:ascii="Times New Roman" w:hAnsi="Times New Roman"/>
           <w:b/>
         </w:rPr>
-        <w:t xml:space="preserve">Swift и Kotlin — современные языки для мобильной разработки: Swift — для iOS (Apple), Kotlin — для Android (Google).</w:t>
-      </w:r>
-    </w:p>
-    <w:p>
-      <w:pPr>
-        <w:jc w:val="both"/>
-        <w:ind w:firstLine="709"/>
-        <w:spacing w:line="360" w:lineRule="auto"/>
-      </w:pPr>
-      <w:r>
-        <w:rPr>
-          <w:sz w:val="28"/>
-          <w:szCs w:val="28"/>
-          <w:rFonts w:ascii="Times New Roman" w:hAnsi="Times New Roman"/>
-        </w:rPr>
-        <w:t xml:space="preserve">Выбор языка зависит от задачи: для веб-сайта подойдёт JavaScript, для анализа данных — Python, для мобильного приложения — Swift или Kotlin, для игры — C# или C++.</w:t>
+        <w:t xml:space="preserve">Swift и Kotlin — современные языки мобильной разработки (iOS и Android).</w:t>
       </w:r>
     </w:p>
     <w:p>
@@ -1042,7 +1026,421 @@
           <w:szCs w:val="28"/>
           <w:rFonts w:ascii="Times New Roman" w:hAnsi="Times New Roman"/>
         </w:rPr>
-        <w:t xml:space="preserve">Программирование окружает нас повсюду, хотя мы часто этого не замечаем. Рассмотрим основные сферы:</w:t>
+        <w:t xml:space="preserve">Смартфоны и приложения. Мессенджеры, соцсети, навигаторы, онлайн-банки — результат работы программистов.</w:t>
+      </w:r>
+    </w:p>
+    <w:p>
+      <w:pPr>
+        <w:jc w:val="both"/>
+        <w:ind w:firstLine="709"/>
+        <w:spacing w:line="360" w:lineRule="auto"/>
+      </w:pPr>
+      <w:r>
+        <w:rPr>
+          <w:sz w:val="28"/>
+          <w:szCs w:val="28"/>
+          <w:rFonts w:ascii="Times New Roman" w:hAnsi="Times New Roman"/>
+        </w:rPr>
+        <w:t xml:space="preserve">Интернет. Поисковые системы используют сложнейшие алгоритмы для обработки миллиардов страниц.</w:t>
+      </w:r>
+    </w:p>
+    <w:p>
+      <w:pPr>
+        <w:jc w:val="both"/>
+        <w:ind w:firstLine="709"/>
+        <w:spacing w:line="360" w:lineRule="auto"/>
+      </w:pPr>
+      <w:r>
+        <w:rPr>
+          <w:sz w:val="28"/>
+          <w:szCs w:val="28"/>
+          <w:rFonts w:ascii="Times New Roman" w:hAnsi="Times New Roman"/>
+        </w:rPr>
+        <w:t xml:space="preserve">Онлайн-покупки. Wildberries, Ozon, платёжные системы — всё работает на программном обеспечении.</w:t>
+      </w:r>
+    </w:p>
+    <w:p>
+      <w:pPr>
+        <w:jc w:val="both"/>
+        <w:ind w:firstLine="709"/>
+        <w:spacing w:line="360" w:lineRule="auto"/>
+      </w:pPr>
+      <w:r>
+        <w:rPr>
+          <w:sz w:val="28"/>
+          <w:szCs w:val="28"/>
+          <w:rFonts w:ascii="Times New Roman" w:hAnsi="Times New Roman"/>
+        </w:rPr>
+        <w:t xml:space="preserve">Умный дом. Термостаты, умные колонки, робот-пылесосы управляются кодом.</w:t>
+      </w:r>
+    </w:p>
+    <w:p>
+      <w:pPr>
+        <w:jc w:val="both"/>
+        <w:ind w:firstLine="709"/>
+        <w:spacing w:line="360" w:lineRule="auto"/>
+      </w:pPr>
+      <w:r>
+        <w:rPr>
+          <w:sz w:val="28"/>
+          <w:szCs w:val="28"/>
+          <w:rFonts w:ascii="Times New Roman" w:hAnsi="Times New Roman"/>
+        </w:rPr>
+        <w:t xml:space="preserve">Развлечения. Видеоигры, YouTube, Netflix, Spotify — программирование обеспечивает работу всех сервисов.</w:t>
+      </w:r>
+    </w:p>
+    <w:p>
+      <w:pPr>
+        <w:jc w:val="both"/>
+        <w:ind w:firstLine="709"/>
+        <w:spacing w:line="360" w:lineRule="auto"/>
+      </w:pPr>
+      <w:r>
+        <w:rPr>
+          <w:sz w:val="28"/>
+          <w:szCs w:val="28"/>
+          <w:rFonts w:ascii="Times New Roman" w:hAnsi="Times New Roman"/>
+        </w:rPr>
+        <w:t xml:space="preserve">Транспорт. Навигация, такси-сервисы, беспилотный транспорт.</w:t>
+      </w:r>
+    </w:p>
+    <w:p>
+      <w:r>
+        <w:br w:type="page"/>
+      </w:r>
+    </w:p>
+    <w:p>
+      <w:pPr>
+        <w:pStyle w:val="Heading1"/>
+      </w:pPr>
+      <w:r>
+        <w:rPr>
+          <w:rFonts w:ascii="Times New Roman" w:hAnsi="Times New Roman"/>
+        </w:rPr>
+        <w:t>5. Программирование в профессиональной деятельности</w:t>
+      </w:r>
+    </w:p>
+    <w:p>
+      <w:pPr>
+        <w:spacing w:line="360" w:lineRule="auto"/>
+      </w:pPr>
+    </w:p>
+    <w:p>
+      <w:pPr>
+        <w:jc w:val="both"/>
+        <w:ind w:firstLine="709"/>
+        <w:spacing w:line="360" w:lineRule="auto"/>
+      </w:pPr>
+      <w:r>
+        <w:rPr>
+          <w:sz w:val="28"/>
+          <w:szCs w:val="28"/>
+          <w:rFonts w:ascii="Times New Roman" w:hAnsi="Times New Roman"/>
+        </w:rPr>
+        <w:t xml:space="preserve">Медицина. ИИ анализирует снимки, роботы проводят операции, телемедицина.</w:t>
+      </w:r>
+    </w:p>
+    <w:p>
+      <w:pPr>
+        <w:jc w:val="both"/>
+        <w:ind w:firstLine="709"/>
+        <w:spacing w:line="360" w:lineRule="auto"/>
+      </w:pPr>
+      <w:r>
+        <w:rPr>
+          <w:sz w:val="28"/>
+          <w:szCs w:val="28"/>
+          <w:rFonts w:ascii="Times New Roman" w:hAnsi="Times New Roman"/>
+        </w:rPr>
+        <w:t xml:space="preserve">Образование. Онлайн-платформы, адаптивное обучение, VR-лаборатории.</w:t>
+      </w:r>
+    </w:p>
+    <w:p>
+      <w:pPr>
+        <w:jc w:val="both"/>
+        <w:ind w:firstLine="709"/>
+        <w:spacing w:line="360" w:lineRule="auto"/>
+      </w:pPr>
+      <w:r>
+        <w:rPr>
+          <w:sz w:val="28"/>
+          <w:szCs w:val="28"/>
+          <w:rFonts w:ascii="Times New Roman" w:hAnsi="Times New Roman"/>
+        </w:rPr>
+        <w:t xml:space="preserve">Промышленность. Автоматизация, промышленные роботы, Индустрия 4.0.</w:t>
+      </w:r>
+    </w:p>
+    <w:p>
+      <w:pPr>
+        <w:jc w:val="both"/>
+        <w:ind w:firstLine="709"/>
+        <w:spacing w:line="360" w:lineRule="auto"/>
+      </w:pPr>
+      <w:r>
+        <w:rPr>
+          <w:sz w:val="28"/>
+          <w:szCs w:val="28"/>
+          <w:rFonts w:ascii="Times New Roman" w:hAnsi="Times New Roman"/>
+        </w:rPr>
+        <w:t xml:space="preserve">Сельское хозяйство. Дроны, датчики, точное земледелие.</w:t>
+      </w:r>
+    </w:p>
+    <w:p>
+      <w:pPr>
+        <w:jc w:val="both"/>
+        <w:ind w:firstLine="709"/>
+        <w:spacing w:line="360" w:lineRule="auto"/>
+      </w:pPr>
+      <w:r>
+        <w:rPr>
+          <w:sz w:val="28"/>
+          <w:szCs w:val="28"/>
+          <w:rFonts w:ascii="Times New Roman" w:hAnsi="Times New Roman"/>
+        </w:rPr>
+        <w:t xml:space="preserve">Наука. Моделирование климата, геномика, исследование космоса.</w:t>
+      </w:r>
+    </w:p>
+    <w:p>
+      <w:pPr>
+        <w:jc w:val="both"/>
+        <w:ind w:firstLine="709"/>
+        <w:spacing w:line="360" w:lineRule="auto"/>
+      </w:pPr>
+      <w:r>
+        <w:rPr>
+          <w:sz w:val="28"/>
+          <w:szCs w:val="28"/>
+          <w:rFonts w:ascii="Times New Roman" w:hAnsi="Times New Roman"/>
+        </w:rPr>
+        <w:t xml:space="preserve">Бизнес. CRM-системы, аналитика данных, электронный документооборот.</w:t>
+      </w:r>
+    </w:p>
+    <w:p>
+      <w:r>
+        <w:br w:type="page"/>
+      </w:r>
+    </w:p>
+    <w:p>
+      <w:pPr>
+        <w:pStyle w:val="Heading1"/>
+      </w:pPr>
+      <w:r>
+        <w:rPr>
+          <w:rFonts w:ascii="Times New Roman" w:hAnsi="Times New Roman"/>
+        </w:rPr>
+        <w:t>6. Программирование и искусственный интеллект</w:t>
+      </w:r>
+    </w:p>
+    <w:p>
+      <w:pPr>
+        <w:spacing w:line="360" w:lineRule="auto"/>
+      </w:pPr>
+    </w:p>
+    <w:p>
+      <w:pPr>
+        <w:jc w:val="both"/>
+        <w:ind w:firstLine="709"/>
+        <w:spacing w:line="360" w:lineRule="auto"/>
+      </w:pPr>
+      <w:r>
+        <w:rPr>
+          <w:sz w:val="28"/>
+          <w:szCs w:val="28"/>
+          <w:rFonts w:ascii="Times New Roman" w:hAnsi="Times New Roman"/>
+        </w:rPr>
+        <w:t xml:space="preserve">Искусственный интеллект — направление информатики, создание программ, способных выполнять задачи, требующие человеческого интеллекта.</w:t>
+      </w:r>
+    </w:p>
+    <w:p>
+      <w:pPr>
+        <w:jc w:val="both"/>
+        <w:ind w:firstLine="709"/>
+        <w:spacing w:line="360" w:lineRule="auto"/>
+      </w:pPr>
+      <w:r>
+        <w:rPr>
+          <w:sz w:val="28"/>
+          <w:szCs w:val="28"/>
+          <w:rFonts w:ascii="Times New Roman" w:hAnsi="Times New Roman"/>
+        </w:rPr>
+        <w:t xml:space="preserve">Машинное обучение — программы обучаются на данных. Примеры: рекомендации YouTube, фильтрация спама.</w:t>
+      </w:r>
+    </w:p>
+    <w:p>
+      <w:pPr>
+        <w:jc w:val="both"/>
+        <w:ind w:firstLine="709"/>
+        <w:spacing w:line="360" w:lineRule="auto"/>
+      </w:pPr>
+      <w:r>
+        <w:rPr>
+          <w:sz w:val="28"/>
+          <w:szCs w:val="28"/>
+          <w:rFonts w:ascii="Times New Roman" w:hAnsi="Times New Roman"/>
+        </w:rPr>
+        <w:t xml:space="preserve">Генеративный ИИ: ChatGPT, Midjourney, DALL-E — меняют подход к творчеству.</w:t>
+      </w:r>
+    </w:p>
+    <w:p>
+      <w:pPr>
+        <w:jc w:val="both"/>
+        <w:ind w:firstLine="709"/>
+        <w:spacing w:line="360" w:lineRule="auto"/>
+      </w:pPr>
+      <w:r>
+        <w:rPr>
+          <w:sz w:val="28"/>
+          <w:szCs w:val="28"/>
+          <w:rFonts w:ascii="Times New Roman" w:hAnsi="Times New Roman"/>
+        </w:rPr>
+        <w:t xml:space="preserve">ИИ-ассистенты помогают программистам писать код быстрее, но не заменяют их.</w:t>
+      </w:r>
+    </w:p>
+    <w:p>
+      <w:pPr>
+        <w:jc w:val="both"/>
+        <w:ind w:firstLine="709"/>
+        <w:spacing w:line="360" w:lineRule="auto"/>
+      </w:pPr>
+      <w:r>
+        <w:rPr>
+          <w:sz w:val="28"/>
+          <w:szCs w:val="28"/>
+          <w:rFonts w:ascii="Times New Roman" w:hAnsi="Times New Roman"/>
+        </w:rPr>
+        <w:t xml:space="preserve">Этические вопросы: ответственность ИИ, конфиденциальность данных, влияние на рынок труда.</w:t>
+      </w:r>
+    </w:p>
+    <w:p>
+      <w:r>
+        <w:br w:type="page"/>
+      </w:r>
+    </w:p>
+    <w:p>
+      <w:pPr>
+        <w:pStyle w:val="Heading1"/>
+      </w:pPr>
+      <w:r>
+        <w:rPr>
+          <w:rFonts w:ascii="Times New Roman" w:hAnsi="Times New Roman"/>
+        </w:rPr>
+        <w:t>7. Будущее программирования</w:t>
+      </w:r>
+    </w:p>
+    <w:p>
+      <w:pPr>
+        <w:spacing w:line="360" w:lineRule="auto"/>
+      </w:pPr>
+    </w:p>
+    <w:p>
+      <w:pPr>
+        <w:jc w:val="both"/>
+        <w:ind w:firstLine="709"/>
+        <w:spacing w:line="360" w:lineRule="auto"/>
+      </w:pPr>
+      <w:r>
+        <w:rPr>
+          <w:sz w:val="28"/>
+          <w:szCs w:val="28"/>
+          <w:rFonts w:ascii="Times New Roman" w:hAnsi="Times New Roman"/>
+        </w:rPr>
+        <w:t xml:space="preserve">Low-code и No-code платформы демократизируют разработку.</w:t>
+      </w:r>
+    </w:p>
+    <w:p>
+      <w:pPr>
+        <w:jc w:val="both"/>
+        <w:ind w:firstLine="709"/>
+        <w:spacing w:line="360" w:lineRule="auto"/>
+      </w:pPr>
+      <w:r>
+        <w:rPr>
+          <w:sz w:val="28"/>
+          <w:szCs w:val="28"/>
+          <w:rFonts w:ascii="Times New Roman" w:hAnsi="Times New Roman"/>
+        </w:rPr>
+        <w:t xml:space="preserve">Квантовое программирование обещает решение задач, недоступных классическим компьютерам.</w:t>
+      </w:r>
+    </w:p>
+    <w:p>
+      <w:pPr>
+        <w:jc w:val="both"/>
+        <w:ind w:firstLine="709"/>
+        <w:spacing w:line="360" w:lineRule="auto"/>
+      </w:pPr>
+      <w:r>
+        <w:rPr>
+          <w:sz w:val="28"/>
+          <w:szCs w:val="28"/>
+          <w:rFonts w:ascii="Times New Roman" w:hAnsi="Times New Roman"/>
+        </w:rPr>
+        <w:t xml:space="preserve">ИИ всё больше помогает в написании кода. Программист становится архитектором.</w:t>
+      </w:r>
+    </w:p>
+    <w:p>
+      <w:pPr>
+        <w:jc w:val="both"/>
+        <w:ind w:firstLine="709"/>
+        <w:spacing w:line="360" w:lineRule="auto"/>
+      </w:pPr>
+      <w:r>
+        <w:rPr>
+          <w:sz w:val="28"/>
+          <w:szCs w:val="28"/>
+          <w:rFonts w:ascii="Times New Roman" w:hAnsi="Times New Roman"/>
+        </w:rPr>
+        <w:t xml:space="preserve">Кибербезопасность — приоритетное направление.</w:t>
+      </w:r>
+    </w:p>
+    <w:p>
+      <w:pPr>
+        <w:jc w:val="both"/>
+        <w:ind w:firstLine="709"/>
+        <w:spacing w:line="360" w:lineRule="auto"/>
+      </w:pPr>
+      <w:r>
+        <w:rPr>
+          <w:sz w:val="28"/>
+          <w:szCs w:val="28"/>
+          <w:rFonts w:ascii="Times New Roman" w:hAnsi="Times New Roman"/>
+        </w:rPr>
+        <w:t xml:space="preserve">По прогнозам, к 2030 году потребность в IT-специалистах вырастет на 25–30%.</w:t>
+      </w:r>
+    </w:p>
+    <w:p>
+      <w:r>
+        <w:br w:type="page"/>
+      </w:r>
+    </w:p>
+    <w:p>
+      <w:pPr>
+        <w:pStyle w:val="Heading1"/>
+      </w:pPr>
+      <w:r>
+        <w:rPr>
+          <w:rFonts w:ascii="Times New Roman" w:hAnsi="Times New Roman"/>
+        </w:rPr>
+        <w:t>8. Практическое исследование</w:t>
+      </w:r>
+    </w:p>
+    <w:p>
+      <w:pPr>
+        <w:spacing w:line="360" w:lineRule="auto"/>
+      </w:pPr>
+    </w:p>
+    <w:p>
+      <w:pPr>
+        <w:jc w:val="both"/>
+        <w:ind w:firstLine="709"/>
+        <w:spacing w:line="360" w:lineRule="auto"/>
+      </w:pPr>
+      <w:r>
+        <w:rPr>
+          <w:sz w:val="28"/>
+          <w:szCs w:val="28"/>
+          <w:rFonts w:ascii="Times New Roman" w:hAnsi="Times New Roman"/>
+        </w:rPr>
+        <w:t xml:space="preserve">В рамках проекта было проведено социологическое исследование — анонимный опрос среди жителей города. Цель опроса: выяснить, насколько люди знакомы с программированием и занимаются ли они им в повседневной жизни.</w:t>
       </w:r>
     </w:p>
     <w:p>
@@ -1058,8 +1456,73 @@
           <w:rFonts w:ascii="Times New Roman" w:hAnsi="Times New Roman"/>
           <w:b/>
         </w:rPr>
-        <w:t xml:space="preserve">Смартфоны и мобильные приложения. Современный смартфон содержит десятки приложений: мессенджеры (WhatsApp, Telegram), социальные сети (ВКонтакте, Instagram), навигаторы (Яндекс.Карты, Google Maps), онлайн-банки. Каждое из них — результат работы команды программистов.</w:t>
-      </w:r>
+        <w:t xml:space="preserve">Методика исследования. Опрос проводился на улице в случайном порядке. Было опрошено 50 человек разного возраста (от 14 до 65 лет). Респондентам задавались следующие вопросы:</w:t>
+      </w:r>
+    </w:p>
+    <w:p>
+      <w:pPr>
+        <w:jc w:val="both"/>
+        <w:ind w:firstLine="709"/>
+        <w:spacing w:line="360" w:lineRule="auto"/>
+      </w:pPr>
+      <w:r>
+        <w:rPr>
+          <w:sz w:val="28"/>
+          <w:szCs w:val="28"/>
+          <w:rFonts w:ascii="Times New Roman" w:hAnsi="Times New Roman"/>
+        </w:rPr>
+        <w:t xml:space="preserve">1. Знаете ли вы, что такое программирование?</w:t>
+      </w:r>
+    </w:p>
+    <w:p>
+      <w:pPr>
+        <w:jc w:val="both"/>
+        <w:ind w:firstLine="709"/>
+        <w:spacing w:line="360" w:lineRule="auto"/>
+      </w:pPr>
+      <w:r>
+        <w:rPr>
+          <w:sz w:val="28"/>
+          <w:szCs w:val="28"/>
+          <w:rFonts w:ascii="Times New Roman" w:hAnsi="Times New Roman"/>
+        </w:rPr>
+        <w:t xml:space="preserve">2. Занимаетесь ли вы программированием (профессионально или как хобби)?</w:t>
+      </w:r>
+    </w:p>
+    <w:p>
+      <w:pPr>
+        <w:jc w:val="both"/>
+        <w:ind w:firstLine="709"/>
+        <w:spacing w:line="360" w:lineRule="auto"/>
+      </w:pPr>
+      <w:r>
+        <w:rPr>
+          <w:sz w:val="28"/>
+          <w:szCs w:val="28"/>
+          <w:rFonts w:ascii="Times New Roman" w:hAnsi="Times New Roman"/>
+        </w:rPr>
+        <w:t xml:space="preserve">3. Хотели бы вы научиться программировать?</w:t>
+      </w:r>
+    </w:p>
+    <w:p>
+      <w:pPr>
+        <w:jc w:val="both"/>
+        <w:ind w:firstLine="709"/>
+        <w:spacing w:line="360" w:lineRule="auto"/>
+      </w:pPr>
+      <w:r>
+        <w:rPr>
+          <w:sz w:val="28"/>
+          <w:szCs w:val="28"/>
+          <w:rFonts w:ascii="Times New Roman" w:hAnsi="Times New Roman"/>
+        </w:rPr>
+        <w:t xml:space="preserve">4. Считаете ли вы программирование важным навыком в современном мире?</w:t>
+      </w:r>
+    </w:p>
+    <w:p>
+      <w:pPr>
+        <w:spacing w:line="360" w:lineRule="auto"/>
+      </w:pPr>
     </w:p>
     <w:p>
       <w:pPr>
@@ -1074,8 +1537,13 @@
           <w:rFonts w:ascii="Times New Roman" w:hAnsi="Times New Roman"/>
           <w:b/>
         </w:rPr>
-        <w:t xml:space="preserve">Интернет и социальные сети. Поисковые системы (Google, Яндекс) используют сложнейшие алгоритмы для обработки миллиардов веб-страниц. Социальные сети применяют алгоритмы машинного обучения для формирования персональной ленты новостей и рекомендаций.</w:t>
-      </w:r>
+        <w:t xml:space="preserve">Результаты опроса:</w:t>
+      </w:r>
+    </w:p>
+    <w:p>
+      <w:pPr>
+        <w:spacing w:line="360" w:lineRule="auto"/>
+      </w:pPr>
     </w:p>
     <w:p>
       <w:pPr>
@@ -1090,8 +1558,58 @@
           <w:rFonts w:ascii="Times New Roman" w:hAnsi="Times New Roman"/>
           <w:b/>
         </w:rPr>
-        <w:t xml:space="preserve">Онлайн-покупки и финансы. Интернет-магазины (Wildberries, Ozon), платёжные системы, онлайн-банкинг — всё это работает благодаря программному обеспечению. Системы безопасности защищают данные пользователей с помощью алгоритмов шифрования.</w:t>
-      </w:r>
+        <w:t xml:space="preserve">Вопрос 1: Знаете ли вы, что такое программирование?</w:t>
+      </w:r>
+    </w:p>
+    <w:p>
+      <w:pPr>
+        <w:jc w:val="both"/>
+        <w:ind w:firstLine="709"/>
+        <w:spacing w:line="360" w:lineRule="auto"/>
+      </w:pPr>
+      <w:r>
+        <w:rPr>
+          <w:sz w:val="28"/>
+          <w:szCs w:val="28"/>
+          <w:rFonts w:ascii="Times New Roman" w:hAnsi="Times New Roman"/>
+        </w:rPr>
+        <w:t xml:space="preserve">— Да, знаю: 43 человека (86%)</w:t>
+      </w:r>
+    </w:p>
+    <w:p>
+      <w:pPr>
+        <w:jc w:val="both"/>
+        <w:ind w:firstLine="709"/>
+        <w:spacing w:line="360" w:lineRule="auto"/>
+      </w:pPr>
+      <w:r>
+        <w:rPr>
+          <w:sz w:val="28"/>
+          <w:szCs w:val="28"/>
+          <w:rFonts w:ascii="Times New Roman" w:hAnsi="Times New Roman"/>
+        </w:rPr>
+        <w:t xml:space="preserve">— Слышал(а), но не понимаю: 5 человек (10%)</w:t>
+      </w:r>
+    </w:p>
+    <w:p>
+      <w:pPr>
+        <w:jc w:val="both"/>
+        <w:ind w:firstLine="709"/>
+        <w:spacing w:line="360" w:lineRule="auto"/>
+      </w:pPr>
+      <w:r>
+        <w:rPr>
+          <w:sz w:val="28"/>
+          <w:szCs w:val="28"/>
+          <w:rFonts w:ascii="Times New Roman" w:hAnsi="Times New Roman"/>
+        </w:rPr>
+        <w:t xml:space="preserve">— Нет, не знаю: 2 человека (4%)</w:t>
+      </w:r>
+    </w:p>
+    <w:p>
+      <w:pPr>
+        <w:spacing w:line="360" w:lineRule="auto"/>
+      </w:pPr>
     </w:p>
     <w:p>
       <w:pPr>
@@ -1106,8 +1624,73 @@
           <w:rFonts w:ascii="Times New Roman" w:hAnsi="Times New Roman"/>
           <w:b/>
         </w:rPr>
-        <w:t xml:space="preserve">Умный дом и IoT. Интернет вещей (IoT) — это сеть умных устройств: термостаты, камеры наблюдения, умные колонки (Алиса, Alexa), робот-пылесосы. Все они управляются программным кодом и могут взаимодействовать друг с другом.</w:t>
-      </w:r>
+        <w:t xml:space="preserve">Вопрос 2: Занимаетесь ли вы программированием?</w:t>
+      </w:r>
+    </w:p>
+    <w:p>
+      <w:pPr>
+        <w:jc w:val="both"/>
+        <w:ind w:firstLine="709"/>
+        <w:spacing w:line="360" w:lineRule="auto"/>
+      </w:pPr>
+      <w:r>
+        <w:rPr>
+          <w:sz w:val="28"/>
+          <w:szCs w:val="28"/>
+          <w:rFonts w:ascii="Times New Roman" w:hAnsi="Times New Roman"/>
+        </w:rPr>
+        <w:t xml:space="preserve">— Да, профессионально: 4 человека (8%)</w:t>
+      </w:r>
+    </w:p>
+    <w:p>
+      <w:pPr>
+        <w:jc w:val="both"/>
+        <w:ind w:firstLine="709"/>
+        <w:spacing w:line="360" w:lineRule="auto"/>
+      </w:pPr>
+      <w:r>
+        <w:rPr>
+          <w:sz w:val="28"/>
+          <w:szCs w:val="28"/>
+          <w:rFonts w:ascii="Times New Roman" w:hAnsi="Times New Roman"/>
+        </w:rPr>
+        <w:t xml:space="preserve">— Да, как хобби: 3 человека (6%)</w:t>
+      </w:r>
+    </w:p>
+    <w:p>
+      <w:pPr>
+        <w:jc w:val="both"/>
+        <w:ind w:firstLine="709"/>
+        <w:spacing w:line="360" w:lineRule="auto"/>
+      </w:pPr>
+      <w:r>
+        <w:rPr>
+          <w:sz w:val="28"/>
+          <w:szCs w:val="28"/>
+          <w:rFonts w:ascii="Times New Roman" w:hAnsi="Times New Roman"/>
+        </w:rPr>
+        <w:t xml:space="preserve">— Учусь/изучаю: 3 человека (6%)</w:t>
+      </w:r>
+    </w:p>
+    <w:p>
+      <w:pPr>
+        <w:jc w:val="both"/>
+        <w:ind w:firstLine="709"/>
+        <w:spacing w:line="360" w:lineRule="auto"/>
+      </w:pPr>
+      <w:r>
+        <w:rPr>
+          <w:sz w:val="28"/>
+          <w:szCs w:val="28"/>
+          <w:rFonts w:ascii="Times New Roman" w:hAnsi="Times New Roman"/>
+        </w:rPr>
+        <w:t xml:space="preserve">— Нет, не занимаюсь: 40 человек (80%)</w:t>
+      </w:r>
+    </w:p>
+    <w:p>
+      <w:pPr>
+        <w:spacing w:line="360" w:lineRule="auto"/>
+      </w:pPr>
     </w:p>
     <w:p>
       <w:pPr>
@@ -1122,8 +1705,58 @@
           <w:rFonts w:ascii="Times New Roman" w:hAnsi="Times New Roman"/>
           <w:b/>
         </w:rPr>
-        <w:t xml:space="preserve">Развлечения. Видеоигры, стриминговые сервисы (YouTube, Netflix, Кинопоиск), музыкальные платформы (Spotify, Яндекс.Музыка) — программирование обеспечивает работу всех этих сервисов.</w:t>
-      </w:r>
+        <w:t xml:space="preserve">Вопрос 3: Хотели бы вы научиться программировать?</w:t>
+      </w:r>
+    </w:p>
+    <w:p>
+      <w:pPr>
+        <w:jc w:val="both"/>
+        <w:ind w:firstLine="709"/>
+        <w:spacing w:line="360" w:lineRule="auto"/>
+      </w:pPr>
+      <w:r>
+        <w:rPr>
+          <w:sz w:val="28"/>
+          <w:szCs w:val="28"/>
+          <w:rFonts w:ascii="Times New Roman" w:hAnsi="Times New Roman"/>
+        </w:rPr>
+        <w:t xml:space="preserve">— Да, хотел(а) бы: 22 человека (44%)</w:t>
+      </w:r>
+    </w:p>
+    <w:p>
+      <w:pPr>
+        <w:jc w:val="both"/>
+        <w:ind w:firstLine="709"/>
+        <w:spacing w:line="360" w:lineRule="auto"/>
+      </w:pPr>
+      <w:r>
+        <w:rPr>
+          <w:sz w:val="28"/>
+          <w:szCs w:val="28"/>
+          <w:rFonts w:ascii="Times New Roman" w:hAnsi="Times New Roman"/>
+        </w:rPr>
+        <w:t xml:space="preserve">— Может быть, если будет время: 15 человек (30%)</w:t>
+      </w:r>
+    </w:p>
+    <w:p>
+      <w:pPr>
+        <w:jc w:val="both"/>
+        <w:ind w:firstLine="709"/>
+        <w:spacing w:line="360" w:lineRule="auto"/>
+      </w:pPr>
+      <w:r>
+        <w:rPr>
+          <w:sz w:val="28"/>
+          <w:szCs w:val="28"/>
+          <w:rFonts w:ascii="Times New Roman" w:hAnsi="Times New Roman"/>
+        </w:rPr>
+        <w:t xml:space="preserve">— Нет, мне это не нужно: 13 человек (26%)</w:t>
+      </w:r>
+    </w:p>
+    <w:p>
+      <w:pPr>
+        <w:spacing w:line="360" w:lineRule="auto"/>
+      </w:pPr>
     </w:p>
     <w:p>
       <w:pPr>
@@ -1138,7 +1771,88 @@
           <w:rFonts w:ascii="Times New Roman" w:hAnsi="Times New Roman"/>
           <w:b/>
         </w:rPr>
-        <w:t xml:space="preserve">Транспорт. Навигационные системы, сервисы такси (Яндекс Go, Uber), каршеринг, а также разработки в области беспилотного транспорта — всё это основано на программных алгоритмах.</w:t>
+        <w:t xml:space="preserve">Вопрос 4: Считаете ли вы программирование важным навыком?</w:t>
+      </w:r>
+    </w:p>
+    <w:p>
+      <w:pPr>
+        <w:jc w:val="both"/>
+        <w:ind w:firstLine="709"/>
+        <w:spacing w:line="360" w:lineRule="auto"/>
+      </w:pPr>
+      <w:r>
+        <w:rPr>
+          <w:sz w:val="28"/>
+          <w:szCs w:val="28"/>
+          <w:rFonts w:ascii="Times New Roman" w:hAnsi="Times New Roman"/>
+        </w:rPr>
+        <w:t xml:space="preserve">— Да, очень важным: 31 человек (62%)</w:t>
+      </w:r>
+    </w:p>
+    <w:p>
+      <w:pPr>
+        <w:jc w:val="both"/>
+        <w:ind w:firstLine="709"/>
+        <w:spacing w:line="360" w:lineRule="auto"/>
+      </w:pPr>
+      <w:r>
+        <w:rPr>
+          <w:sz w:val="28"/>
+          <w:szCs w:val="28"/>
+          <w:rFonts w:ascii="Times New Roman" w:hAnsi="Times New Roman"/>
+        </w:rPr>
+        <w:t xml:space="preserve">— Скорее да: 14 человек (28%)</w:t>
+      </w:r>
+    </w:p>
+    <w:p>
+      <w:pPr>
+        <w:jc w:val="both"/>
+        <w:ind w:firstLine="709"/>
+        <w:spacing w:line="360" w:lineRule="auto"/>
+      </w:pPr>
+      <w:r>
+        <w:rPr>
+          <w:sz w:val="28"/>
+          <w:szCs w:val="28"/>
+          <w:rFonts w:ascii="Times New Roman" w:hAnsi="Times New Roman"/>
+        </w:rPr>
+        <w:t xml:space="preserve">— Нет, не считаю: 5 человек (10%)</w:t>
+      </w:r>
+    </w:p>
+    <w:p>
+      <w:pPr>
+        <w:spacing w:line="360" w:lineRule="auto"/>
+      </w:pPr>
+    </w:p>
+    <w:p>
+      <w:pPr>
+        <w:jc w:val="both"/>
+        <w:ind w:firstLine="709"/>
+        <w:spacing w:line="360" w:lineRule="auto"/>
+      </w:pPr>
+      <w:r>
+        <w:rPr>
+          <w:sz w:val="28"/>
+          <w:szCs w:val="28"/>
+          <w:rFonts w:ascii="Times New Roman" w:hAnsi="Times New Roman"/>
+          <w:b/>
+        </w:rPr>
+        <w:t xml:space="preserve">Выводы по исследованию:</w:t>
+      </w:r>
+    </w:p>
+    <w:p>
+      <w:pPr>
+        <w:jc w:val="both"/>
+        <w:ind w:firstLine="709"/>
+        <w:spacing w:line="360" w:lineRule="auto"/>
+      </w:pPr>
+      <w:r>
+        <w:rPr>
+          <w:sz w:val="28"/>
+          <w:szCs w:val="28"/>
+          <w:rFonts w:ascii="Times New Roman" w:hAnsi="Times New Roman"/>
+        </w:rPr>
+        <w:t xml:space="preserve">Результаты опроса показали, что подавляющее большинство людей (86%) знают, что такое программирование, однако лишь 20% респондентов занимаются им в той или иной форме. 80% опрошенных не имеют опыта программирования. При этом 74% хотели бы или рассматривают возможность научиться программировать, а 90% считают его важным навыком. Это подтверждает актуальность темы проекта: программирование востребовано обществом, но пока доступно лишь малой части населения.</w:t>
       </w:r>
     </w:p>
     <w:p>
@@ -1154,123 +1868,117 @@
         <w:rPr>
           <w:rFonts w:ascii="Times New Roman" w:hAnsi="Times New Roman"/>
         </w:rPr>
-        <w:t>5. Программирование в профессиональной деятельности</w:t>
-      </w:r>
-    </w:p>
-    <w:p>
-      <w:pPr>
-        <w:spacing w:line="360" w:lineRule="auto"/>
-      </w:pPr>
-    </w:p>
-    <w:p>
-      <w:pPr>
-        <w:jc w:val="both"/>
-        <w:ind w:firstLine="709"/>
-        <w:spacing w:line="360" w:lineRule="auto"/>
-      </w:pPr>
-      <w:r>
-        <w:rPr>
-          <w:sz w:val="28"/>
-          <w:szCs w:val="28"/>
-          <w:rFonts w:ascii="Times New Roman" w:hAnsi="Times New Roman"/>
-        </w:rPr>
-        <w:t xml:space="preserve">Программирование трансформирует практически все профессиональные сферы:</w:t>
-      </w:r>
-    </w:p>
-    <w:p>
-      <w:pPr>
-        <w:jc w:val="both"/>
-        <w:ind w:firstLine="709"/>
-        <w:spacing w:line="360" w:lineRule="auto"/>
-      </w:pPr>
-      <w:r>
-        <w:rPr>
-          <w:sz w:val="28"/>
-          <w:szCs w:val="28"/>
-          <w:rFonts w:ascii="Times New Roman" w:hAnsi="Times New Roman"/>
-          <w:b/>
-        </w:rPr>
-        <w:t xml:space="preserve">Медицина. Программные системы помогают врачам в диагностике заболеваний. Искусственный интеллект анализирует рентгеновские снимки, МРТ, результаты анализов. Роботизированная хирургия позволяет проводить сложнейшие операции с высочайшей точностью. Электронные медицинские карты и телемедицина делают здравоохранение доступнее.</w:t>
-      </w:r>
-    </w:p>
-    <w:p>
-      <w:pPr>
-        <w:jc w:val="both"/>
-        <w:ind w:firstLine="709"/>
-        <w:spacing w:line="360" w:lineRule="auto"/>
-      </w:pPr>
-      <w:r>
-        <w:rPr>
-          <w:sz w:val="28"/>
-          <w:szCs w:val="28"/>
-          <w:rFonts w:ascii="Times New Roman" w:hAnsi="Times New Roman"/>
-          <w:b/>
-        </w:rPr>
-        <w:t xml:space="preserve">Образование. Онлайн-платформы (Coursera, Stepik, Учи.ру) предоставляют доступ к образованию из любой точки мира. Адаптивные системы обучения подстраиваются под уровень знаний каждого ученика. Виртуальная и дополненная реальность создают интерактивные учебные среды.</w:t>
-      </w:r>
-    </w:p>
-    <w:p>
-      <w:pPr>
-        <w:jc w:val="both"/>
-        <w:ind w:firstLine="709"/>
-        <w:spacing w:line="360" w:lineRule="auto"/>
-      </w:pPr>
-      <w:r>
-        <w:rPr>
-          <w:sz w:val="28"/>
-          <w:szCs w:val="28"/>
-          <w:rFonts w:ascii="Times New Roman" w:hAnsi="Times New Roman"/>
-          <w:b/>
-        </w:rPr>
-        <w:t xml:space="preserve">Промышленность. Автоматизация производства, промышленные роботы, системы управления качеством — всё это управляется программами. Концепция Индустрия 4.0 подразумевает полную цифровизацию производственных процессов.</w:t>
-      </w:r>
-    </w:p>
-    <w:p>
-      <w:pPr>
-        <w:jc w:val="both"/>
-        <w:ind w:firstLine="709"/>
-        <w:spacing w:line="360" w:lineRule="auto"/>
-      </w:pPr>
-      <w:r>
-        <w:rPr>
-          <w:sz w:val="28"/>
-          <w:szCs w:val="28"/>
-          <w:rFonts w:ascii="Times New Roman" w:hAnsi="Times New Roman"/>
-          <w:b/>
-        </w:rPr>
-        <w:t xml:space="preserve">Сельское хозяйство. Точное земледелие использует дроны, датчики и программное обеспечение для оптимизации полива, внесения удобрений и сбора урожая. Это повышает урожайность и снижает расходы.</w:t>
-      </w:r>
-    </w:p>
-    <w:p>
-      <w:pPr>
-        <w:jc w:val="both"/>
-        <w:ind w:firstLine="709"/>
-        <w:spacing w:line="360" w:lineRule="auto"/>
-      </w:pPr>
-      <w:r>
-        <w:rPr>
-          <w:sz w:val="28"/>
-          <w:szCs w:val="28"/>
-          <w:rFonts w:ascii="Times New Roman" w:hAnsi="Times New Roman"/>
-          <w:b/>
-        </w:rPr>
-        <w:t xml:space="preserve">Наука. Моделирование климата, расшифровка генома человека, поиск новых лекарств, исследование космоса — всё это было бы невозможно без программирования. Суперкомпьютеры обрабатывают огромные массивы данных для научных открытий.</w:t>
-      </w:r>
-    </w:p>
-    <w:p>
-      <w:pPr>
-        <w:jc w:val="both"/>
-        <w:ind w:firstLine="709"/>
-        <w:spacing w:line="360" w:lineRule="auto"/>
-      </w:pPr>
-      <w:r>
-        <w:rPr>
-          <w:sz w:val="28"/>
-          <w:szCs w:val="28"/>
-          <w:rFonts w:ascii="Times New Roman" w:hAnsi="Times New Roman"/>
-          <w:b/>
-        </w:rPr>
-        <w:t xml:space="preserve">Бизнес и экономика. CRM-системы, аналитика данных, автоматизация бухгалтерии, электронный документооборот — программирование помогает компаниям работать эффективнее и принимать решения на основе данных.</w:t>
+        <w:t>Заключение</w:t>
+      </w:r>
+    </w:p>
+    <w:p>
+      <w:pPr>
+        <w:spacing w:line="360" w:lineRule="auto"/>
+      </w:pPr>
+    </w:p>
+    <w:p>
+      <w:pPr>
+        <w:jc w:val="both"/>
+        <w:ind w:firstLine="709"/>
+        <w:spacing w:line="360" w:lineRule="auto"/>
+      </w:pPr>
+      <w:r>
+        <w:rPr>
+          <w:sz w:val="28"/>
+          <w:szCs w:val="28"/>
+          <w:rFonts w:ascii="Times New Roman" w:hAnsi="Times New Roman"/>
+        </w:rPr>
+        <w:t xml:space="preserve">В ходе данного проекта было исследовано влияние программирования на современную жизнь. Проведённый анализ и социологический опрос позволяют сделать следующие выводы:</w:t>
+      </w:r>
+    </w:p>
+    <w:p>
+      <w:pPr>
+        <w:jc w:val="both"/>
+        <w:ind w:firstLine="709"/>
+        <w:spacing w:line="360" w:lineRule="auto"/>
+      </w:pPr>
+      <w:r>
+        <w:rPr>
+          <w:sz w:val="28"/>
+          <w:szCs w:val="28"/>
+          <w:rFonts w:ascii="Times New Roman" w:hAnsi="Times New Roman"/>
+        </w:rPr>
+        <w:t xml:space="preserve">1. Программирование является фундаментальной технологией цифрового общества.</w:t>
+      </w:r>
+    </w:p>
+    <w:p>
+      <w:pPr>
+        <w:jc w:val="both"/>
+        <w:ind w:firstLine="709"/>
+        <w:spacing w:line="360" w:lineRule="auto"/>
+      </w:pPr>
+      <w:r>
+        <w:rPr>
+          <w:sz w:val="28"/>
+          <w:szCs w:val="28"/>
+          <w:rFonts w:ascii="Times New Roman" w:hAnsi="Times New Roman"/>
+        </w:rPr>
+        <w:t xml:space="preserve">2. За свою историю программирование стало значительно доступнее.</w:t>
+      </w:r>
+    </w:p>
+    <w:p>
+      <w:pPr>
+        <w:jc w:val="both"/>
+        <w:ind w:firstLine="709"/>
+        <w:spacing w:line="360" w:lineRule="auto"/>
+      </w:pPr>
+      <w:r>
+        <w:rPr>
+          <w:sz w:val="28"/>
+          <w:szCs w:val="28"/>
+          <w:rFonts w:ascii="Times New Roman" w:hAnsi="Times New Roman"/>
+        </w:rPr>
+        <w:t xml:space="preserve">3. Оно проникло во все сферы жизни: от смартфонов до медицины.</w:t>
+      </w:r>
+    </w:p>
+    <w:p>
+      <w:pPr>
+        <w:jc w:val="both"/>
+        <w:ind w:firstLine="709"/>
+        <w:spacing w:line="360" w:lineRule="auto"/>
+      </w:pPr>
+      <w:r>
+        <w:rPr>
+          <w:sz w:val="28"/>
+          <w:szCs w:val="28"/>
+          <w:rFonts w:ascii="Times New Roman" w:hAnsi="Times New Roman"/>
+        </w:rPr>
+        <w:t xml:space="preserve">4. Практическое исследование показало: 80% людей не занимаются программированием, но 90% считают его важным навыком, а 74% хотели бы научиться.</w:t>
+      </w:r>
+    </w:p>
+    <w:p>
+      <w:pPr>
+        <w:jc w:val="both"/>
+        <w:ind w:firstLine="709"/>
+        <w:spacing w:line="360" w:lineRule="auto"/>
+      </w:pPr>
+      <w:r>
+        <w:rPr>
+          <w:sz w:val="28"/>
+          <w:szCs w:val="28"/>
+          <w:rFonts w:ascii="Times New Roman" w:hAnsi="Times New Roman"/>
+        </w:rPr>
+        <w:t xml:space="preserve">5. Будущее программирования связано с ИИ, квантовыми вычислениями и кибербезопасностью.</w:t>
+      </w:r>
+    </w:p>
+    <w:p>
+      <w:pPr>
+        <w:jc w:val="both"/>
+        <w:ind w:firstLine="709"/>
+        <w:spacing w:line="360" w:lineRule="auto"/>
+      </w:pPr>
+      <w:r>
+        <w:rPr>
+          <w:sz w:val="28"/>
+          <w:szCs w:val="28"/>
+          <w:rFonts w:ascii="Times New Roman" w:hAnsi="Times New Roman"/>
+        </w:rPr>
+        <w:t xml:space="preserve">Цель проекта достигнута: показано, что программирование является неотъемлемой частью современной жизни, однако оно по-прежнему доступно лишь небольшой части населения, что указывает на необходимость популяризации IT-образования.</w:t>
       </w:r>
     </w:p>
     <w:p>
@@ -1286,384 +1994,6 @@
         <w:rPr>
           <w:rFonts w:ascii="Times New Roman" w:hAnsi="Times New Roman"/>
         </w:rPr>
-        <w:t>6. Программирование и искусственный интеллект</w:t>
-      </w:r>
-    </w:p>
-    <w:p>
-      <w:pPr>
-        <w:spacing w:line="360" w:lineRule="auto"/>
-      </w:pPr>
-    </w:p>
-    <w:p>
-      <w:pPr>
-        <w:jc w:val="both"/>
-        <w:ind w:firstLine="709"/>
-        <w:spacing w:line="360" w:lineRule="auto"/>
-      </w:pPr>
-      <w:r>
-        <w:rPr>
-          <w:sz w:val="28"/>
-          <w:szCs w:val="28"/>
-          <w:rFonts w:ascii="Times New Roman" w:hAnsi="Times New Roman"/>
-        </w:rPr>
-        <w:t xml:space="preserve">Одним из главных трендов современного программирования является развитие искусственного интеллекта (ИИ).</w:t>
-      </w:r>
-    </w:p>
-    <w:p>
-      <w:pPr>
-        <w:jc w:val="both"/>
-        <w:ind w:firstLine="709"/>
-        <w:spacing w:line="360" w:lineRule="auto"/>
-      </w:pPr>
-      <w:r>
-        <w:rPr>
-          <w:sz w:val="28"/>
-          <w:szCs w:val="28"/>
-          <w:rFonts w:ascii="Times New Roman" w:hAnsi="Times New Roman"/>
-        </w:rPr>
-        <w:t xml:space="preserve">Искусственный интеллект — это направление информатики, занимающееся созданием программ, способных выполнять задачи, которые обычно требуют человеческого интеллекта: распознавание речи и изображений, принятие решений, перевод текстов, генерация контента.</w:t>
-      </w:r>
-    </w:p>
-    <w:p>
-      <w:pPr>
-        <w:jc w:val="both"/>
-        <w:ind w:firstLine="709"/>
-        <w:spacing w:line="360" w:lineRule="auto"/>
-      </w:pPr>
-      <w:r>
-        <w:rPr>
-          <w:sz w:val="28"/>
-          <w:szCs w:val="28"/>
-          <w:rFonts w:ascii="Times New Roman" w:hAnsi="Times New Roman"/>
-        </w:rPr>
-        <w:t xml:space="preserve">Машинное обучение (Machine Learning) — подраздел ИИ, где программы обучаются на данных, выявляя закономерности. Примеры: рекомендации в YouTube, фильтрация спама в почте, распознавание лиц в смартфоне.</w:t>
-      </w:r>
-    </w:p>
-    <w:p>
-      <w:pPr>
-        <w:jc w:val="both"/>
-        <w:ind w:firstLine="709"/>
-        <w:spacing w:line="360" w:lineRule="auto"/>
-      </w:pPr>
-      <w:r>
-        <w:rPr>
-          <w:sz w:val="28"/>
-          <w:szCs w:val="28"/>
-          <w:rFonts w:ascii="Times New Roman" w:hAnsi="Times New Roman"/>
-        </w:rPr>
-        <w:t xml:space="preserve">В последние годы появились системы генеративного ИИ: ChatGPT (генерация текста), Midjourney и DALL-E (генерация изображений), Suno (генерация музыки). Эти технологии меняют подход к творчеству и работе с информацией.</w:t>
-      </w:r>
-    </w:p>
-    <w:p>
-      <w:pPr>
-        <w:jc w:val="both"/>
-        <w:ind w:firstLine="709"/>
-        <w:spacing w:line="360" w:lineRule="auto"/>
-      </w:pPr>
-      <w:r>
-        <w:rPr>
-          <w:sz w:val="28"/>
-          <w:szCs w:val="28"/>
-          <w:rFonts w:ascii="Times New Roman" w:hAnsi="Times New Roman"/>
-        </w:rPr>
-        <w:t xml:space="preserve">ИИ-ассистенты помогают программистам писать код быстрее, находить ошибки и генерировать решения. Однако это не заменяет программистов, а делает их работу продуктивнее.</w:t>
-      </w:r>
-    </w:p>
-    <w:p>
-      <w:pPr>
-        <w:jc w:val="both"/>
-        <w:ind w:firstLine="709"/>
-        <w:spacing w:line="360" w:lineRule="auto"/>
-      </w:pPr>
-      <w:r>
-        <w:rPr>
-          <w:sz w:val="28"/>
-          <w:szCs w:val="28"/>
-          <w:rFonts w:ascii="Times New Roman" w:hAnsi="Times New Roman"/>
-        </w:rPr>
-        <w:t xml:space="preserve">Развитие ИИ ставит важные этические вопросы: ответственность за решения ИИ, конфиденциальность данных, влияние на рынок труда. Общество должно выработать правила использования этих технологий.</w:t>
-      </w:r>
-    </w:p>
-    <w:p>
-      <w:r>
-        <w:br w:type="page"/>
-      </w:r>
-    </w:p>
-    <w:p>
-      <w:pPr>
-        <w:pStyle w:val="Heading1"/>
-      </w:pPr>
-      <w:r>
-        <w:rPr>
-          <w:rFonts w:ascii="Times New Roman" w:hAnsi="Times New Roman"/>
-        </w:rPr>
-        <w:t>7. Будущее программирования</w:t>
-      </w:r>
-    </w:p>
-    <w:p>
-      <w:pPr>
-        <w:spacing w:line="360" w:lineRule="auto"/>
-      </w:pPr>
-    </w:p>
-    <w:p>
-      <w:pPr>
-        <w:jc w:val="both"/>
-        <w:ind w:firstLine="709"/>
-        <w:spacing w:line="360" w:lineRule="auto"/>
-      </w:pPr>
-      <w:r>
-        <w:rPr>
-          <w:sz w:val="28"/>
-          <w:szCs w:val="28"/>
-          <w:rFonts w:ascii="Times New Roman" w:hAnsi="Times New Roman"/>
-        </w:rPr>
-        <w:t xml:space="preserve">Программирование продолжает развиваться, и можно выделить несколько ключевых тенденций:</w:t>
-      </w:r>
-    </w:p>
-    <w:p>
-      <w:pPr>
-        <w:jc w:val="both"/>
-        <w:ind w:firstLine="709"/>
-        <w:spacing w:line="360" w:lineRule="auto"/>
-      </w:pPr>
-      <w:r>
-        <w:rPr>
-          <w:sz w:val="28"/>
-          <w:szCs w:val="28"/>
-          <w:rFonts w:ascii="Times New Roman" w:hAnsi="Times New Roman"/>
-        </w:rPr>
-        <w:t xml:space="preserve">Low-code и No-code платформы. Появляются инструменты, позволяющие создавать приложения без глубоких знаний программирования. Это демократизирует разработку, но не устраняет потребность в профессиональных разработчиках для сложных систем.</w:t>
-      </w:r>
-    </w:p>
-    <w:p>
-      <w:pPr>
-        <w:jc w:val="both"/>
-        <w:ind w:firstLine="709"/>
-        <w:spacing w:line="360" w:lineRule="auto"/>
-      </w:pPr>
-      <w:r>
-        <w:rPr>
-          <w:sz w:val="28"/>
-          <w:szCs w:val="28"/>
-          <w:rFonts w:ascii="Times New Roman" w:hAnsi="Times New Roman"/>
-        </w:rPr>
-        <w:t xml:space="preserve">Квантовое программирование. Квантовые компьютеры обещают решение задач, недоступных классическим компьютерам: моделирование молекул, криптография, оптимизация. Уже появляются языки квантового программирования (Qiskit, Cirq).</w:t>
-      </w:r>
-    </w:p>
-    <w:p>
-      <w:pPr>
-        <w:jc w:val="both"/>
-        <w:ind w:firstLine="709"/>
-        <w:spacing w:line="360" w:lineRule="auto"/>
-      </w:pPr>
-      <w:r>
-        <w:rPr>
-          <w:sz w:val="28"/>
-          <w:szCs w:val="28"/>
-          <w:rFonts w:ascii="Times New Roman" w:hAnsi="Times New Roman"/>
-        </w:rPr>
-        <w:t xml:space="preserve">Программирование с помощью ИИ. Искусственный интеллект всё больше помогает в написании кода. В будущем программист может стать архитектором, формулирующим задачи для ИИ-систем.</w:t>
-      </w:r>
-    </w:p>
-    <w:p>
-      <w:pPr>
-        <w:jc w:val="both"/>
-        <w:ind w:firstLine="709"/>
-        <w:spacing w:line="360" w:lineRule="auto"/>
-      </w:pPr>
-      <w:r>
-        <w:rPr>
-          <w:sz w:val="28"/>
-          <w:szCs w:val="28"/>
-          <w:rFonts w:ascii="Times New Roman" w:hAnsi="Times New Roman"/>
-        </w:rPr>
-        <w:t xml:space="preserve">Кибербезопасность. С ростом цифровизации растёт потребность в специалистах по защите информации. Программирование средств безопасности — одно из приоритетных направлений.</w:t>
-      </w:r>
-    </w:p>
-    <w:p>
-      <w:pPr>
-        <w:jc w:val="both"/>
-        <w:ind w:firstLine="709"/>
-        <w:spacing w:line="360" w:lineRule="auto"/>
-      </w:pPr>
-      <w:r>
-        <w:rPr>
-          <w:sz w:val="28"/>
-          <w:szCs w:val="28"/>
-          <w:rFonts w:ascii="Times New Roman" w:hAnsi="Times New Roman"/>
-        </w:rPr>
-        <w:t xml:space="preserve">Интернет вещей и 5G/6G. Распространение умных устройств и высокоскоростных сетей создаёт новые возможности для программистов: управление городской инфраструктурой, телемедицина, автономный транспорт.</w:t>
-      </w:r>
-    </w:p>
-    <w:p>
-      <w:pPr>
-        <w:jc w:val="both"/>
-        <w:ind w:firstLine="709"/>
-        <w:spacing w:line="360" w:lineRule="auto"/>
-      </w:pPr>
-      <w:r>
-        <w:rPr>
-          <w:sz w:val="28"/>
-          <w:szCs w:val="28"/>
-          <w:rFonts w:ascii="Times New Roman" w:hAnsi="Times New Roman"/>
-        </w:rPr>
-        <w:t xml:space="preserve">По прогнозам экспертов, к 2030 году потребность в IT-специалистах вырастет на 25–30 процентов, а базовые навыки программирования станут частью общего образования.</w:t>
-      </w:r>
-    </w:p>
-    <w:p>
-      <w:r>
-        <w:br w:type="page"/>
-      </w:r>
-    </w:p>
-    <w:p>
-      <w:pPr>
-        <w:pStyle w:val="Heading1"/>
-      </w:pPr>
-      <w:r>
-        <w:rPr>
-          <w:rFonts w:ascii="Times New Roman" w:hAnsi="Times New Roman"/>
-        </w:rPr>
-        <w:t>Заключение</w:t>
-      </w:r>
-    </w:p>
-    <w:p>
-      <w:pPr>
-        <w:spacing w:line="360" w:lineRule="auto"/>
-      </w:pPr>
-    </w:p>
-    <w:p>
-      <w:pPr>
-        <w:jc w:val="both"/>
-        <w:ind w:firstLine="709"/>
-        <w:spacing w:line="360" w:lineRule="auto"/>
-      </w:pPr>
-      <w:r>
-        <w:rPr>
-          <w:sz w:val="28"/>
-          <w:szCs w:val="28"/>
-          <w:rFonts w:ascii="Times New Roman" w:hAnsi="Times New Roman"/>
-        </w:rPr>
-        <w:t xml:space="preserve">В ходе данного проекта было исследовано влияние программирования на современную жизнь. Проведённый анализ позволяет сделать следующие выводы:</w:t>
-      </w:r>
-    </w:p>
-    <w:p>
-      <w:pPr>
-        <w:jc w:val="both"/>
-        <w:ind w:firstLine="709"/>
-        <w:spacing w:line="360" w:lineRule="auto"/>
-      </w:pPr>
-      <w:r>
-        <w:rPr>
-          <w:sz w:val="28"/>
-          <w:szCs w:val="28"/>
-          <w:rFonts w:ascii="Times New Roman" w:hAnsi="Times New Roman"/>
-        </w:rPr>
-        <w:t xml:space="preserve">1. Программирование является фундаментальной технологией, лежащей в основе цифрового общества. Практически все современные устройства и сервисы работают благодаря программному коду.</w:t>
-      </w:r>
-    </w:p>
-    <w:p>
-      <w:pPr>
-        <w:jc w:val="both"/>
-        <w:ind w:firstLine="709"/>
-        <w:spacing w:line="360" w:lineRule="auto"/>
-      </w:pPr>
-      <w:r>
-        <w:rPr>
-          <w:sz w:val="28"/>
-          <w:szCs w:val="28"/>
-          <w:rFonts w:ascii="Times New Roman" w:hAnsi="Times New Roman"/>
-        </w:rPr>
-        <w:t xml:space="preserve">2. За свою историю программирование прошло путь от машинных кодов до высокоуровневых языков и систем искусственного интеллекта, становясь всё более доступным.</w:t>
-      </w:r>
-    </w:p>
-    <w:p>
-      <w:pPr>
-        <w:jc w:val="both"/>
-        <w:ind w:firstLine="709"/>
-        <w:spacing w:line="360" w:lineRule="auto"/>
-      </w:pPr>
-      <w:r>
-        <w:rPr>
-          <w:sz w:val="28"/>
-          <w:szCs w:val="28"/>
-          <w:rFonts w:ascii="Times New Roman" w:hAnsi="Times New Roman"/>
-        </w:rPr>
-        <w:t xml:space="preserve">3. Программирование проникло во все сферы жизни: от повседневного использования смартфонов до высокотехнологичной медицины и научных исследований.</w:t>
-      </w:r>
-    </w:p>
-    <w:p>
-      <w:pPr>
-        <w:jc w:val="both"/>
-        <w:ind w:firstLine="709"/>
-        <w:spacing w:line="360" w:lineRule="auto"/>
-      </w:pPr>
-      <w:r>
-        <w:rPr>
-          <w:sz w:val="28"/>
-          <w:szCs w:val="28"/>
-          <w:rFonts w:ascii="Times New Roman" w:hAnsi="Times New Roman"/>
-        </w:rPr>
-        <w:t xml:space="preserve">4. Искусственный интеллект, созданный программистами, начинает трансформировать сам процесс разработки, делая его более эффективным.</w:t>
-      </w:r>
-    </w:p>
-    <w:p>
-      <w:pPr>
-        <w:jc w:val="both"/>
-        <w:ind w:firstLine="709"/>
-        <w:spacing w:line="360" w:lineRule="auto"/>
-      </w:pPr>
-      <w:r>
-        <w:rPr>
-          <w:sz w:val="28"/>
-          <w:szCs w:val="28"/>
-          <w:rFonts w:ascii="Times New Roman" w:hAnsi="Times New Roman"/>
-        </w:rPr>
-        <w:t xml:space="preserve">5. Будущее программирования связано с квантовыми вычислениями, ИИ-ассистентами, кибербезопасностью и дальнейшей цифровизацией всех сфер жизни.</w:t>
-      </w:r>
-    </w:p>
-    <w:p>
-      <w:pPr>
-        <w:jc w:val="both"/>
-        <w:ind w:firstLine="709"/>
-        <w:spacing w:line="360" w:lineRule="auto"/>
-      </w:pPr>
-      <w:r>
-        <w:rPr>
-          <w:sz w:val="28"/>
-          <w:szCs w:val="28"/>
-          <w:rFonts w:ascii="Times New Roman" w:hAnsi="Times New Roman"/>
-        </w:rPr>
-        <w:t xml:space="preserve">Таким образом, программирование — это не просто профессия, а ключевой навык XXI века. Понимание основ программирования помогает лучше ориентироваться в цифровом мире, решать задачи более эффективно и быть готовым к вызовам будущего.</w:t>
-      </w:r>
-    </w:p>
-    <w:p>
-      <w:pPr>
-        <w:jc w:val="both"/>
-        <w:ind w:firstLine="709"/>
-        <w:spacing w:line="360" w:lineRule="auto"/>
-      </w:pPr>
-      <w:r>
-        <w:rPr>
-          <w:sz w:val="28"/>
-          <w:szCs w:val="28"/>
-          <w:rFonts w:ascii="Times New Roman" w:hAnsi="Times New Roman"/>
-        </w:rPr>
-        <w:t xml:space="preserve">Цель проекта достигнута: показано, что программирование является неотъемлемой частью современной жизни и его значение будет только возрастать.</w:t>
-      </w:r>
-    </w:p>
-    <w:p>
-      <w:r>
-        <w:br w:type="page"/>
-      </w:r>
-    </w:p>
-    <w:p>
-      <w:pPr>
-        <w:pStyle w:val="Heading1"/>
-      </w:pPr>
-      <w:r>
-        <w:rPr>
-          <w:rFonts w:ascii="Times New Roman" w:hAnsi="Times New Roman"/>
-        </w:rPr>
         <w:t>Список литературы</w:t>
       </w:r>
     </w:p>
@@ -1683,105 +2013,91 @@
           <w:szCs w:val="28"/>
           <w:rFonts w:ascii="Times New Roman" w:hAnsi="Times New Roman"/>
         </w:rPr>
-        <w:t xml:space="preserve">1. Босова Л.Л. Информатика. 10-11 класс. — М.: БИНОМ, 2022.</w:t>
-      </w:r>
-    </w:p>
-    <w:p>
-      <w:pPr>
-        <w:jc w:val="both"/>
-        <w:spacing w:line="360" w:lineRule="auto"/>
-      </w:pPr>
-      <w:r>
-        <w:rPr>
-          <w:sz w:val="28"/>
-          <w:szCs w:val="28"/>
-          <w:rFonts w:ascii="Times New Roman" w:hAnsi="Times New Roman"/>
-        </w:rPr>
-        <w:t xml:space="preserve">2. Лутц М. Изучаем Python. — М.: Вильямс, 2020.</w:t>
-      </w:r>
-    </w:p>
-    <w:p>
-      <w:pPr>
-        <w:jc w:val="both"/>
-        <w:spacing w:line="360" w:lineRule="auto"/>
-      </w:pPr>
-      <w:r>
-        <w:rPr>
-          <w:sz w:val="28"/>
-          <w:szCs w:val="28"/>
-          <w:rFonts w:ascii="Times New Roman" w:hAnsi="Times New Roman"/>
-        </w:rPr>
-        <w:t xml:space="preserve">3. Таненбаум Э. Компьютерные сети. — СПб.: Питер, 2019.</w:t>
-      </w:r>
-    </w:p>
-    <w:p>
-      <w:pPr>
-        <w:jc w:val="both"/>
-        <w:spacing w:line="360" w:lineRule="auto"/>
-      </w:pPr>
-      <w:r>
-        <w:rPr>
-          <w:sz w:val="28"/>
-          <w:szCs w:val="28"/>
-          <w:rFonts w:ascii="Times New Roman" w:hAnsi="Times New Roman"/>
-        </w:rPr>
-        <w:t xml:space="preserve">4. Рассел С., Норвиг П. Искусственный интеллект: современный подход. — М.: Вильямс, 2021.</w:t>
-      </w:r>
-    </w:p>
-    <w:p>
-      <w:pPr>
-        <w:jc w:val="both"/>
-        <w:spacing w:line="360" w:lineRule="auto"/>
-      </w:pPr>
-      <w:r>
-        <w:rPr>
-          <w:sz w:val="28"/>
-          <w:szCs w:val="28"/>
-          <w:rFonts w:ascii="Times New Roman" w:hAnsi="Times New Roman"/>
-        </w:rPr>
-        <w:t xml:space="preserve">5. Stack Overflow Developer Survey 2024 // stackoverflow.com</w:t>
-      </w:r>
-    </w:p>
-    <w:p>
-      <w:pPr>
-        <w:jc w:val="both"/>
-        <w:spacing w:line="360" w:lineRule="auto"/>
-      </w:pPr>
-      <w:r>
-        <w:rPr>
-          <w:sz w:val="28"/>
-          <w:szCs w:val="28"/>
-          <w:rFonts w:ascii="Times New Roman" w:hAnsi="Times New Roman"/>
-        </w:rPr>
-        <w:t xml:space="preserve">6. Официальный сайт Python // python.org</w:t>
-      </w:r>
-    </w:p>
-    <w:p>
-      <w:pPr>
-        <w:jc w:val="both"/>
-        <w:spacing w:line="360" w:lineRule="auto"/>
-      </w:pPr>
-      <w:r>
-        <w:rPr>
-          <w:sz w:val="28"/>
-          <w:szCs w:val="28"/>
-          <w:rFonts w:ascii="Times New Roman" w:hAnsi="Times New Roman"/>
-        </w:rPr>
-        <w:t xml:space="preserve">7. GitHub Octoverse 2024 // github.com/octoverse</w:t>
-      </w:r>
-    </w:p>
-    <w:p>
-      <w:pPr>
-        <w:jc w:val="both"/>
-        <w:spacing w:line="360" w:lineRule="auto"/>
-      </w:pPr>
-      <w:r>
-        <w:rPr>
-          <w:sz w:val="28"/>
-          <w:szCs w:val="28"/>
-          <w:rFonts w:ascii="Times New Roman" w:hAnsi="Times New Roman"/>
-        </w:rPr>
-        <w:t xml:space="preserve">8. Министерство цифрового развития РФ // digital.gov.ru</w:t>
+        <w:t xml:space="preserve">1. Босова Л.Л., Босова А.Ю. Информатика. 10–11 класс. Базовый уровень. — М.: БИНОМ. Лаборатория знаний, 2023.</w:t>
+      </w:r>
+    </w:p>
+    <w:p>
+      <w:pPr>
+        <w:jc w:val="both"/>
+        <w:spacing w:line="360" w:lineRule="auto"/>
+      </w:pPr>
+      <w:r>
+        <w:rPr>
+          <w:sz w:val="28"/>
+          <w:szCs w:val="28"/>
+          <w:rFonts w:ascii="Times New Roman" w:hAnsi="Times New Roman"/>
+        </w:rPr>
+        <w:t xml:space="preserve">2. Семакин И.Г., Хеннер Е.К. Информатика и ИКТ. 10–11 класс. — М.: БИНОМ, 2022.</w:t>
+      </w:r>
+    </w:p>
+    <w:p>
+      <w:pPr>
+        <w:jc w:val="both"/>
+        <w:spacing w:line="360" w:lineRule="auto"/>
+      </w:pPr>
+      <w:r>
+        <w:rPr>
+          <w:sz w:val="28"/>
+          <w:szCs w:val="28"/>
+          <w:rFonts w:ascii="Times New Roman" w:hAnsi="Times New Roman"/>
+        </w:rPr>
+        <w:t xml:space="preserve">3. Поляков К.Ю., Еремин Е.А. Информатика. 10–11 класс. Углублённый уровень. — М.: БИНОМ, 2023.</w:t>
+      </w:r>
+    </w:p>
+    <w:p>
+      <w:pPr>
+        <w:jc w:val="both"/>
+        <w:spacing w:line="360" w:lineRule="auto"/>
+      </w:pPr>
+      <w:r>
+        <w:rPr>
+          <w:sz w:val="28"/>
+          <w:szCs w:val="28"/>
+          <w:rFonts w:ascii="Times New Roman" w:hAnsi="Times New Roman"/>
+        </w:rPr>
+        <w:t xml:space="preserve">4. Лутц М. Изучаем Python. 5-е издание. — М.: Вильямс, 2020.</w:t>
+      </w:r>
+    </w:p>
+    <w:p>
+      <w:pPr>
+        <w:jc w:val="both"/>
+        <w:spacing w:line="360" w:lineRule="auto"/>
+      </w:pPr>
+      <w:r>
+        <w:rPr>
+          <w:sz w:val="28"/>
+          <w:szCs w:val="28"/>
+          <w:rFonts w:ascii="Times New Roman" w:hAnsi="Times New Roman"/>
+        </w:rPr>
+        <w:t xml:space="preserve">5. Рассел С., Норвиг П. Искусственный интеллект: современный подход. — М.: Вильямс, 2021.</w:t>
+      </w:r>
+    </w:p>
+    <w:p>
+      <w:pPr>
+        <w:jc w:val="both"/>
+        <w:spacing w:line="360" w:lineRule="auto"/>
+      </w:pPr>
+      <w:r>
+        <w:rPr>
+          <w:sz w:val="28"/>
+          <w:szCs w:val="28"/>
+          <w:rFonts w:ascii="Times New Roman" w:hAnsi="Times New Roman"/>
+        </w:rPr>
+        <w:t xml:space="preserve">6. Национальная стратегия развития ИИ в РФ на период до 2030 года (Указ Президента РФ от 10.10.2019 № 490).</w:t>
+      </w:r>
+    </w:p>
+    <w:p>
+      <w:pPr>
+        <w:jc w:val="both"/>
+        <w:spacing w:line="360" w:lineRule="auto"/>
+      </w:pPr>
+      <w:r>
+        <w:rPr>
+          <w:sz w:val="28"/>
+          <w:szCs w:val="28"/>
+          <w:rFonts w:ascii="Times New Roman" w:hAnsi="Times New Roman"/>
+        </w:rPr>
+        <w:t xml:space="preserve">7. Результаты собственного социологического исследования (опрос 50 респондентов, 2025 г.).</w:t>
       </w:r>
     </w:p>
     <w:sectPr>
@@ -1806,15 +2122,6 @@
       <w:rFonts w:ascii="Times New Roman" w:hAnsi="Times New Roman"/>
     </w:rPr>
   </w:style>
-  <w:style w:type="paragraph" w:styleId="Heading2">
-    <w:name w:val="heading 2"/>
-    <w:rPr>
-      <w:b/>
-      <w:sz w:val="32"/>
-      <w:szCs w:val="32"/>
-      <w:rFonts w:ascii="Times New Roman" w:hAnsi="Times New Roman"/>
-    </w:rPr>
-  </w:style>
   <w:style w:type="paragraph" w:styleId="Normal">
     <w:name w:val="Normal"/>
     <w:pPr>

--- a/project-programming.docx
+++ b/project-programming.docx
@@ -1425,6 +1425,17 @@
     </w:p>
     <w:p>
       <w:pPr>
+        <w:pStyle w:val="Heading1"/>
+      </w:pPr>
+      <w:r>
+        <w:rPr>
+          <w:rFonts w:ascii="Times New Roman" w:hAnsi="Times New Roman"/>
+        </w:rPr>
+        <w:t>(социологический опрос)</w:t>
+      </w:r>
+    </w:p>
+    <w:p>
+      <w:pPr>
         <w:spacing w:line="360" w:lineRule="auto"/>
       </w:pPr>
     </w:p>
@@ -1445,6 +1456,11 @@
     </w:p>
     <w:p>
       <w:pPr>
+        <w:spacing w:line="360" w:lineRule="auto"/>
+      </w:pPr>
+    </w:p>
+    <w:p>
+      <w:pPr>
         <w:jc w:val="both"/>
         <w:ind w:firstLine="709"/>
         <w:spacing w:line="360" w:lineRule="auto"/>
@@ -1456,7 +1472,58 @@
           <w:rFonts w:ascii="Times New Roman" w:hAnsi="Times New Roman"/>
           <w:b/>
         </w:rPr>
-        <w:t xml:space="preserve">Методика исследования. Опрос проводился на улице в случайном порядке. Было опрошено 50 человек разного возраста (от 14 до 65 лет). Респондентам задавались следующие вопросы:</w:t>
+        <w:t xml:space="preserve">Методика исследования.</w:t>
+      </w:r>
+    </w:p>
+    <w:p>
+      <w:pPr>
+        <w:jc w:val="both"/>
+        <w:ind w:firstLine="709"/>
+        <w:spacing w:line="360" w:lineRule="auto"/>
+      </w:pPr>
+      <w:r>
+        <w:rPr>
+          <w:sz w:val="28"/>
+          <w:szCs w:val="28"/>
+          <w:rFonts w:ascii="Times New Roman" w:hAnsi="Times New Roman"/>
+        </w:rPr>
+        <w:t xml:space="preserve">Опрос проводился на улице в случайном порядке. Было опрошено 50 человек разного возраста (от 14 до 65 лет). Среди опрошенных: 18 мужчин и 32 женщины. Возрастные группы: 14–25 лет — 15 человек, 26–40 лет — 20 человек, 41–65 лет — 15 человек.</w:t>
+      </w:r>
+    </w:p>
+    <w:p>
+      <w:pPr>
+        <w:jc w:val="both"/>
+        <w:ind w:firstLine="709"/>
+        <w:spacing w:line="360" w:lineRule="auto"/>
+      </w:pPr>
+      <w:r>
+        <w:rPr>
+          <w:sz w:val="28"/>
+          <w:szCs w:val="28"/>
+          <w:rFonts w:ascii="Times New Roman" w:hAnsi="Times New Roman"/>
+        </w:rPr>
+        <w:t xml:space="preserve">Респондентам задавались 4 вопроса. Ответы записывались анонимно на бланке. Опрос проводился в будний день в центре города возле торгового центра.</w:t>
+      </w:r>
+    </w:p>
+    <w:p>
+      <w:pPr>
+        <w:spacing w:line="360" w:lineRule="auto"/>
+      </w:pPr>
+    </w:p>
+    <w:p>
+      <w:pPr>
+        <w:jc w:val="both"/>
+        <w:ind w:firstLine="709"/>
+        <w:spacing w:line="360" w:lineRule="auto"/>
+      </w:pPr>
+      <w:r>
+        <w:rPr>
+          <w:sz w:val="28"/>
+          <w:szCs w:val="28"/>
+          <w:rFonts w:ascii="Times New Roman" w:hAnsi="Times New Roman"/>
+          <w:b/>
+        </w:rPr>
+        <w:t xml:space="preserve">Респондентам задавались следующие вопросы:</w:t>
       </w:r>
     </w:p>
     <w:p>
@@ -1526,8 +1593,21 @@
     </w:p>
     <w:p>
       <w:pPr>
-        <w:jc w:val="both"/>
-        <w:ind w:firstLine="709"/>
+        <w:jc w:val="center"/>
+        <w:spacing w:line="360" w:lineRule="auto"/>
+      </w:pPr>
+      <w:r>
+        <w:rPr>
+          <w:sz w:val="28"/>
+          <w:szCs w:val="28"/>
+          <w:rFonts w:ascii="Times New Roman" w:hAnsi="Times New Roman"/>
+        </w:rPr>
+        <w:t xml:space="preserve">═══════════════════════════════════════════════════</w:t>
+      </w:r>
+    </w:p>
+    <w:p>
+      <w:pPr>
+        <w:jc w:val="center"/>
         <w:spacing w:line="360" w:lineRule="auto"/>
       </w:pPr>
       <w:r>
@@ -1537,7 +1617,447 @@
           <w:rFonts w:ascii="Times New Roman" w:hAnsi="Times New Roman"/>
           <w:b/>
         </w:rPr>
-        <w:t xml:space="preserve">Результаты опроса:</w:t>
+        <w:t xml:space="preserve">РЕЗУЛЬТАТЫ ОПРОСА</w:t>
+      </w:r>
+    </w:p>
+    <w:p>
+      <w:pPr>
+        <w:jc w:val="center"/>
+        <w:spacing w:line="360" w:lineRule="auto"/>
+      </w:pPr>
+      <w:r>
+        <w:rPr>
+          <w:sz w:val="28"/>
+          <w:szCs w:val="28"/>
+          <w:rFonts w:ascii="Times New Roman" w:hAnsi="Times New Roman"/>
+        </w:rPr>
+        <w:t xml:space="preserve">═══════════════════════════════════════════════════</w:t>
+      </w:r>
+    </w:p>
+    <w:p>
+      <w:pPr>
+        <w:spacing w:line="360" w:lineRule="auto"/>
+      </w:pPr>
+    </w:p>
+    <w:p>
+      <w:pPr>
+        <w:jc w:val="both"/>
+        <w:spacing w:line="360" w:lineRule="auto"/>
+      </w:pPr>
+      <w:r>
+        <w:rPr>
+          <w:sz w:val="28"/>
+          <w:szCs w:val="28"/>
+          <w:rFonts w:ascii="Times New Roman" w:hAnsi="Times New Roman"/>
+        </w:rPr>
+        <w:t xml:space="preserve">┌─────────────────────────────────────────────────────────────────┐</w:t>
+      </w:r>
+    </w:p>
+    <w:p>
+      <w:pPr>
+        <w:jc w:val="both"/>
+        <w:spacing w:line="360" w:lineRule="auto"/>
+      </w:pPr>
+      <w:r>
+        <w:rPr>
+          <w:sz w:val="28"/>
+          <w:szCs w:val="28"/>
+          <w:rFonts w:ascii="Times New Roman" w:hAnsi="Times New Roman"/>
+        </w:rPr>
+        <w:t xml:space="preserve">│  Вопрос 1: Знаете ли вы, что такое программирование?           │</w:t>
+      </w:r>
+    </w:p>
+    <w:p>
+      <w:pPr>
+        <w:jc w:val="both"/>
+        <w:spacing w:line="360" w:lineRule="auto"/>
+      </w:pPr>
+      <w:r>
+        <w:rPr>
+          <w:sz w:val="28"/>
+          <w:szCs w:val="28"/>
+          <w:rFonts w:ascii="Times New Roman" w:hAnsi="Times New Roman"/>
+        </w:rPr>
+        <w:t xml:space="preserve">├─────────────────────────────────────────────────────────────────┤</w:t>
+      </w:r>
+    </w:p>
+    <w:p>
+      <w:pPr>
+        <w:jc w:val="both"/>
+        <w:spacing w:line="360" w:lineRule="auto"/>
+      </w:pPr>
+      <w:r>
+        <w:rPr>
+          <w:sz w:val="28"/>
+          <w:szCs w:val="28"/>
+          <w:rFonts w:ascii="Times New Roman" w:hAnsi="Times New Roman"/>
+        </w:rPr>
+        <w:t xml:space="preserve">│  Да, знаю                    │  43 чел.  │  86%  │ ████████▊   │</w:t>
+      </w:r>
+    </w:p>
+    <w:p>
+      <w:pPr>
+        <w:jc w:val="both"/>
+        <w:spacing w:line="360" w:lineRule="auto"/>
+      </w:pPr>
+      <w:r>
+        <w:rPr>
+          <w:sz w:val="28"/>
+          <w:szCs w:val="28"/>
+          <w:rFonts w:ascii="Times New Roman" w:hAnsi="Times New Roman"/>
+        </w:rPr>
+        <w:t xml:space="preserve">│  Слышал(а), но не понимаю    │   5 чел.  │  10%  │ █           │</w:t>
+      </w:r>
+    </w:p>
+    <w:p>
+      <w:pPr>
+        <w:jc w:val="both"/>
+        <w:spacing w:line="360" w:lineRule="auto"/>
+      </w:pPr>
+      <w:r>
+        <w:rPr>
+          <w:sz w:val="28"/>
+          <w:szCs w:val="28"/>
+          <w:rFonts w:ascii="Times New Roman" w:hAnsi="Times New Roman"/>
+        </w:rPr>
+        <w:t xml:space="preserve">│  Нет, не знаю                │   2 чел.  │   4%  │ ▍           │</w:t>
+      </w:r>
+    </w:p>
+    <w:p>
+      <w:pPr>
+        <w:jc w:val="both"/>
+        <w:spacing w:line="360" w:lineRule="auto"/>
+      </w:pPr>
+      <w:r>
+        <w:rPr>
+          <w:sz w:val="28"/>
+          <w:szCs w:val="28"/>
+          <w:rFonts w:ascii="Times New Roman" w:hAnsi="Times New Roman"/>
+        </w:rPr>
+        <w:t xml:space="preserve">└─────────────────────────────────────────────────────────────────┘</w:t>
+      </w:r>
+    </w:p>
+    <w:p>
+      <w:pPr>
+        <w:spacing w:line="360" w:lineRule="auto"/>
+      </w:pPr>
+    </w:p>
+    <w:p>
+      <w:pPr>
+        <w:jc w:val="both"/>
+        <w:spacing w:line="360" w:lineRule="auto"/>
+      </w:pPr>
+      <w:r>
+        <w:rPr>
+          <w:sz w:val="28"/>
+          <w:szCs w:val="28"/>
+          <w:rFonts w:ascii="Times New Roman" w:hAnsi="Times New Roman"/>
+        </w:rPr>
+        <w:t xml:space="preserve">┌─────────────────────────────────────────────────────────────────┐</w:t>
+      </w:r>
+    </w:p>
+    <w:p>
+      <w:pPr>
+        <w:jc w:val="both"/>
+        <w:spacing w:line="360" w:lineRule="auto"/>
+      </w:pPr>
+      <w:r>
+        <w:rPr>
+          <w:sz w:val="28"/>
+          <w:szCs w:val="28"/>
+          <w:rFonts w:ascii="Times New Roman" w:hAnsi="Times New Roman"/>
+        </w:rPr>
+        <w:t xml:space="preserve">│  Вопрос 2: Занимаетесь ли вы программированием?                │</w:t>
+      </w:r>
+    </w:p>
+    <w:p>
+      <w:pPr>
+        <w:jc w:val="both"/>
+        <w:spacing w:line="360" w:lineRule="auto"/>
+      </w:pPr>
+      <w:r>
+        <w:rPr>
+          <w:sz w:val="28"/>
+          <w:szCs w:val="28"/>
+          <w:rFonts w:ascii="Times New Roman" w:hAnsi="Times New Roman"/>
+        </w:rPr>
+        <w:t xml:space="preserve">├─────────────────────────────────────────────────────────────────┤</w:t>
+      </w:r>
+    </w:p>
+    <w:p>
+      <w:pPr>
+        <w:jc w:val="both"/>
+        <w:spacing w:line="360" w:lineRule="auto"/>
+      </w:pPr>
+      <w:r>
+        <w:rPr>
+          <w:sz w:val="28"/>
+          <w:szCs w:val="28"/>
+          <w:rFonts w:ascii="Times New Roman" w:hAnsi="Times New Roman"/>
+        </w:rPr>
+        <w:t xml:space="preserve">│  Да, профессионально         │   4 чел.  │   8%  │ ▊           │</w:t>
+      </w:r>
+    </w:p>
+    <w:p>
+      <w:pPr>
+        <w:jc w:val="both"/>
+        <w:spacing w:line="360" w:lineRule="auto"/>
+      </w:pPr>
+      <w:r>
+        <w:rPr>
+          <w:sz w:val="28"/>
+          <w:szCs w:val="28"/>
+          <w:rFonts w:ascii="Times New Roman" w:hAnsi="Times New Roman"/>
+        </w:rPr>
+        <w:t xml:space="preserve">│  Да, как хобби               │   3 чел.  │   6%  │ ▋           │</w:t>
+      </w:r>
+    </w:p>
+    <w:p>
+      <w:pPr>
+        <w:jc w:val="both"/>
+        <w:spacing w:line="360" w:lineRule="auto"/>
+      </w:pPr>
+      <w:r>
+        <w:rPr>
+          <w:sz w:val="28"/>
+          <w:szCs w:val="28"/>
+          <w:rFonts w:ascii="Times New Roman" w:hAnsi="Times New Roman"/>
+        </w:rPr>
+        <w:t xml:space="preserve">│  Учусь/изучаю                │   3 чел.  │   6%  │ ▋           │</w:t>
+      </w:r>
+    </w:p>
+    <w:p>
+      <w:pPr>
+        <w:jc w:val="both"/>
+        <w:spacing w:line="360" w:lineRule="auto"/>
+      </w:pPr>
+      <w:r>
+        <w:rPr>
+          <w:sz w:val="28"/>
+          <w:szCs w:val="28"/>
+          <w:rFonts w:ascii="Times New Roman" w:hAnsi="Times New Roman"/>
+        </w:rPr>
+        <w:t xml:space="preserve">│  НЕТ, не занимаюсь           │  40 чел.  │  80%  │ ████████    │</w:t>
+      </w:r>
+    </w:p>
+    <w:p>
+      <w:pPr>
+        <w:jc w:val="both"/>
+        <w:spacing w:line="360" w:lineRule="auto"/>
+      </w:pPr>
+      <w:r>
+        <w:rPr>
+          <w:sz w:val="28"/>
+          <w:szCs w:val="28"/>
+          <w:rFonts w:ascii="Times New Roman" w:hAnsi="Times New Roman"/>
+        </w:rPr>
+        <w:t xml:space="preserve">└─────────────────────────────────────────────────────────────────┘</w:t>
+      </w:r>
+    </w:p>
+    <w:p>
+      <w:pPr>
+        <w:spacing w:line="360" w:lineRule="auto"/>
+      </w:pPr>
+    </w:p>
+    <w:p>
+      <w:pPr>
+        <w:jc w:val="both"/>
+        <w:spacing w:line="360" w:lineRule="auto"/>
+      </w:pPr>
+      <w:r>
+        <w:rPr>
+          <w:sz w:val="28"/>
+          <w:szCs w:val="28"/>
+          <w:rFonts w:ascii="Times New Roman" w:hAnsi="Times New Roman"/>
+        </w:rPr>
+        <w:t xml:space="preserve">┌─────────────────────────────────────────────────────────────────┐</w:t>
+      </w:r>
+    </w:p>
+    <w:p>
+      <w:pPr>
+        <w:jc w:val="both"/>
+        <w:spacing w:line="360" w:lineRule="auto"/>
+      </w:pPr>
+      <w:r>
+        <w:rPr>
+          <w:sz w:val="28"/>
+          <w:szCs w:val="28"/>
+          <w:rFonts w:ascii="Times New Roman" w:hAnsi="Times New Roman"/>
+        </w:rPr>
+        <w:t xml:space="preserve">│  Вопрос 3: Хотели бы вы научиться программировать?             │</w:t>
+      </w:r>
+    </w:p>
+    <w:p>
+      <w:pPr>
+        <w:jc w:val="both"/>
+        <w:spacing w:line="360" w:lineRule="auto"/>
+      </w:pPr>
+      <w:r>
+        <w:rPr>
+          <w:sz w:val="28"/>
+          <w:szCs w:val="28"/>
+          <w:rFonts w:ascii="Times New Roman" w:hAnsi="Times New Roman"/>
+        </w:rPr>
+        <w:t xml:space="preserve">├─────────────────────────────────────────────────────────────────┤</w:t>
+      </w:r>
+    </w:p>
+    <w:p>
+      <w:pPr>
+        <w:jc w:val="both"/>
+        <w:spacing w:line="360" w:lineRule="auto"/>
+      </w:pPr>
+      <w:r>
+        <w:rPr>
+          <w:sz w:val="28"/>
+          <w:szCs w:val="28"/>
+          <w:rFonts w:ascii="Times New Roman" w:hAnsi="Times New Roman"/>
+        </w:rPr>
+        <w:t xml:space="preserve">│  Да, хотел(а) бы             │  22 чел.  │  44%  │ ████▍       │</w:t>
+      </w:r>
+    </w:p>
+    <w:p>
+      <w:pPr>
+        <w:jc w:val="both"/>
+        <w:spacing w:line="360" w:lineRule="auto"/>
+      </w:pPr>
+      <w:r>
+        <w:rPr>
+          <w:sz w:val="28"/>
+          <w:szCs w:val="28"/>
+          <w:rFonts w:ascii="Times New Roman" w:hAnsi="Times New Roman"/>
+        </w:rPr>
+        <w:t xml:space="preserve">│  Может быть                  │  15 чел.  │  30%  │ ███         │</w:t>
+      </w:r>
+    </w:p>
+    <w:p>
+      <w:pPr>
+        <w:jc w:val="both"/>
+        <w:spacing w:line="360" w:lineRule="auto"/>
+      </w:pPr>
+      <w:r>
+        <w:rPr>
+          <w:sz w:val="28"/>
+          <w:szCs w:val="28"/>
+          <w:rFonts w:ascii="Times New Roman" w:hAnsi="Times New Roman"/>
+        </w:rPr>
+        <w:t xml:space="preserve">│  Нет, мне это не нужно       │  13 чел.  │  26%  │ ██▋         │</w:t>
+      </w:r>
+    </w:p>
+    <w:p>
+      <w:pPr>
+        <w:jc w:val="both"/>
+        <w:spacing w:line="360" w:lineRule="auto"/>
+      </w:pPr>
+      <w:r>
+        <w:rPr>
+          <w:sz w:val="28"/>
+          <w:szCs w:val="28"/>
+          <w:rFonts w:ascii="Times New Roman" w:hAnsi="Times New Roman"/>
+        </w:rPr>
+        <w:t xml:space="preserve">└─────────────────────────────────────────────────────────────────┘</w:t>
+      </w:r>
+    </w:p>
+    <w:p>
+      <w:pPr>
+        <w:spacing w:line="360" w:lineRule="auto"/>
+      </w:pPr>
+    </w:p>
+    <w:p>
+      <w:pPr>
+        <w:jc w:val="both"/>
+        <w:spacing w:line="360" w:lineRule="auto"/>
+      </w:pPr>
+      <w:r>
+        <w:rPr>
+          <w:sz w:val="28"/>
+          <w:szCs w:val="28"/>
+          <w:rFonts w:ascii="Times New Roman" w:hAnsi="Times New Roman"/>
+        </w:rPr>
+        <w:t xml:space="preserve">┌─────────────────────────────────────────────────────────────────┐</w:t>
+      </w:r>
+    </w:p>
+    <w:p>
+      <w:pPr>
+        <w:jc w:val="both"/>
+        <w:spacing w:line="360" w:lineRule="auto"/>
+      </w:pPr>
+      <w:r>
+        <w:rPr>
+          <w:sz w:val="28"/>
+          <w:szCs w:val="28"/>
+          <w:rFonts w:ascii="Times New Roman" w:hAnsi="Times New Roman"/>
+        </w:rPr>
+        <w:t xml:space="preserve">│  Вопрос 4: Считаете ли вы программирование важным навыком?     │</w:t>
+      </w:r>
+    </w:p>
+    <w:p>
+      <w:pPr>
+        <w:jc w:val="both"/>
+        <w:spacing w:line="360" w:lineRule="auto"/>
+      </w:pPr>
+      <w:r>
+        <w:rPr>
+          <w:sz w:val="28"/>
+          <w:szCs w:val="28"/>
+          <w:rFonts w:ascii="Times New Roman" w:hAnsi="Times New Roman"/>
+        </w:rPr>
+        <w:t xml:space="preserve">├─────────────────────────────────────────────────────────────────┤</w:t>
+      </w:r>
+    </w:p>
+    <w:p>
+      <w:pPr>
+        <w:jc w:val="both"/>
+        <w:spacing w:line="360" w:lineRule="auto"/>
+      </w:pPr>
+      <w:r>
+        <w:rPr>
+          <w:sz w:val="28"/>
+          <w:szCs w:val="28"/>
+          <w:rFonts w:ascii="Times New Roman" w:hAnsi="Times New Roman"/>
+        </w:rPr>
+        <w:t xml:space="preserve">│  Да, очень важным            │  31 чел.  │  62%  │ ██████▏     │</w:t>
+      </w:r>
+    </w:p>
+    <w:p>
+      <w:pPr>
+        <w:jc w:val="both"/>
+        <w:spacing w:line="360" w:lineRule="auto"/>
+      </w:pPr>
+      <w:r>
+        <w:rPr>
+          <w:sz w:val="28"/>
+          <w:szCs w:val="28"/>
+          <w:rFonts w:ascii="Times New Roman" w:hAnsi="Times New Roman"/>
+        </w:rPr>
+        <w:t xml:space="preserve">│  Скорее да                   │  14 чел.  │  28%  │ ██▊         │</w:t>
+      </w:r>
+    </w:p>
+    <w:p>
+      <w:pPr>
+        <w:jc w:val="both"/>
+        <w:spacing w:line="360" w:lineRule="auto"/>
+      </w:pPr>
+      <w:r>
+        <w:rPr>
+          <w:sz w:val="28"/>
+          <w:szCs w:val="28"/>
+          <w:rFonts w:ascii="Times New Roman" w:hAnsi="Times New Roman"/>
+        </w:rPr>
+        <w:t xml:space="preserve">│  Нет, не считаю              │   5 чел.  │  10%  │ █           │</w:t>
+      </w:r>
+    </w:p>
+    <w:p>
+      <w:pPr>
+        <w:jc w:val="both"/>
+        <w:spacing w:line="360" w:lineRule="auto"/>
+      </w:pPr>
+      <w:r>
+        <w:rPr>
+          <w:sz w:val="28"/>
+          <w:szCs w:val="28"/>
+          <w:rFonts w:ascii="Times New Roman" w:hAnsi="Times New Roman"/>
+        </w:rPr>
+        <w:t xml:space="preserve">└─────────────────────────────────────────────────────────────────┘</w:t>
       </w:r>
     </w:p>
     <w:p>
@@ -1558,52 +2078,67 @@
           <w:rFonts w:ascii="Times New Roman" w:hAnsi="Times New Roman"/>
           <w:b/>
         </w:rPr>
-        <w:t xml:space="preserve">Вопрос 1: Знаете ли вы, что такое программирование?</w:t>
-      </w:r>
-    </w:p>
-    <w:p>
-      <w:pPr>
-        <w:jc w:val="both"/>
-        <w:ind w:firstLine="709"/>
-        <w:spacing w:line="360" w:lineRule="auto"/>
-      </w:pPr>
-      <w:r>
-        <w:rPr>
-          <w:sz w:val="28"/>
-          <w:szCs w:val="28"/>
-          <w:rFonts w:ascii="Times New Roman" w:hAnsi="Times New Roman"/>
-        </w:rPr>
-        <w:t xml:space="preserve">— Да, знаю: 43 человека (86%)</w:t>
-      </w:r>
-    </w:p>
-    <w:p>
-      <w:pPr>
-        <w:jc w:val="both"/>
-        <w:ind w:firstLine="709"/>
-        <w:spacing w:line="360" w:lineRule="auto"/>
-      </w:pPr>
-      <w:r>
-        <w:rPr>
-          <w:sz w:val="28"/>
-          <w:szCs w:val="28"/>
-          <w:rFonts w:ascii="Times New Roman" w:hAnsi="Times New Roman"/>
-        </w:rPr>
-        <w:t xml:space="preserve">— Слышал(а), но не понимаю: 5 человек (10%)</w:t>
-      </w:r>
-    </w:p>
-    <w:p>
-      <w:pPr>
-        <w:jc w:val="both"/>
-        <w:ind w:firstLine="709"/>
-        <w:spacing w:line="360" w:lineRule="auto"/>
-      </w:pPr>
-      <w:r>
-        <w:rPr>
-          <w:sz w:val="28"/>
-          <w:szCs w:val="28"/>
-          <w:rFonts w:ascii="Times New Roman" w:hAnsi="Times New Roman"/>
-        </w:rPr>
-        <w:t xml:space="preserve">— Нет, не знаю: 2 человека (4%)</w:t>
+        <w:t xml:space="preserve">Анализ результатов по возрастным группам:</w:t>
+      </w:r>
+    </w:p>
+    <w:p>
+      <w:pPr>
+        <w:spacing w:line="360" w:lineRule="auto"/>
+      </w:pPr>
+    </w:p>
+    <w:p>
+      <w:pPr>
+        <w:jc w:val="both"/>
+        <w:ind w:firstLine="709"/>
+        <w:spacing w:line="360" w:lineRule="auto"/>
+      </w:pPr>
+      <w:r>
+        <w:rPr>
+          <w:sz w:val="28"/>
+          <w:szCs w:val="28"/>
+          <w:rFonts w:ascii="Times New Roman" w:hAnsi="Times New Roman"/>
+        </w:rPr>
+        <w:t xml:space="preserve">Молодёжь (14–25 лет): из 15 человек 5 занимаются программированием (33%). Это самая активная группа. Большинство из них изучают программирование в школе или на онлайн-курсах. 12 из 15 (80%) хотели бы углубить свои знания.</w:t>
+      </w:r>
+    </w:p>
+    <w:p>
+      <w:pPr>
+        <w:spacing w:line="360" w:lineRule="auto"/>
+      </w:pPr>
+    </w:p>
+    <w:p>
+      <w:pPr>
+        <w:jc w:val="both"/>
+        <w:ind w:firstLine="709"/>
+        <w:spacing w:line="360" w:lineRule="auto"/>
+      </w:pPr>
+      <w:r>
+        <w:rPr>
+          <w:sz w:val="28"/>
+          <w:szCs w:val="28"/>
+          <w:rFonts w:ascii="Times New Roman" w:hAnsi="Times New Roman"/>
+        </w:rPr>
+        <w:t xml:space="preserve">Средний возраст (26–40 лет): из 20 человек только 4 имеют опыт программирования (20%). Остальные 16 человек (80%) не занимаются, хотя 10 из них (50%) хотели бы научиться. Основная причина отказа — нехватка времени.</w:t>
+      </w:r>
+    </w:p>
+    <w:p>
+      <w:pPr>
+        <w:spacing w:line="360" w:lineRule="auto"/>
+      </w:pPr>
+    </w:p>
+    <w:p>
+      <w:pPr>
+        <w:jc w:val="both"/>
+        <w:ind w:firstLine="709"/>
+        <w:spacing w:line="360" w:lineRule="auto"/>
+      </w:pPr>
+      <w:r>
+        <w:rPr>
+          <w:sz w:val="28"/>
+          <w:szCs w:val="28"/>
+          <w:rFonts w:ascii="Times New Roman" w:hAnsi="Times New Roman"/>
+        </w:rPr>
+        <w:t xml:space="preserve">Старшее поколение (41–65 лет): из 15 человек лишь 1 человек имеет опыт программирования (7%). 14 человек (93%) не программируют и не планируют. При этом 11 из 15 (73%) считают программирование важным навыком для молодого поколения.</w:t>
       </w:r>
     </w:p>
     <w:p>
@@ -1624,235 +2159,52 @@
           <w:rFonts w:ascii="Times New Roman" w:hAnsi="Times New Roman"/>
           <w:b/>
         </w:rPr>
-        <w:t xml:space="preserve">Вопрос 2: Занимаетесь ли вы программированием?</w:t>
-      </w:r>
-    </w:p>
-    <w:p>
-      <w:pPr>
-        <w:jc w:val="both"/>
-        <w:ind w:firstLine="709"/>
-        <w:spacing w:line="360" w:lineRule="auto"/>
-      </w:pPr>
-      <w:r>
-        <w:rPr>
-          <w:sz w:val="28"/>
-          <w:szCs w:val="28"/>
-          <w:rFonts w:ascii="Times New Roman" w:hAnsi="Times New Roman"/>
-        </w:rPr>
-        <w:t xml:space="preserve">— Да, профессионально: 4 человека (8%)</w:t>
-      </w:r>
-    </w:p>
-    <w:p>
-      <w:pPr>
-        <w:jc w:val="both"/>
-        <w:ind w:firstLine="709"/>
-        <w:spacing w:line="360" w:lineRule="auto"/>
-      </w:pPr>
-      <w:r>
-        <w:rPr>
-          <w:sz w:val="28"/>
-          <w:szCs w:val="28"/>
-          <w:rFonts w:ascii="Times New Roman" w:hAnsi="Times New Roman"/>
-        </w:rPr>
-        <w:t xml:space="preserve">— Да, как хобби: 3 человека (6%)</w:t>
-      </w:r>
-    </w:p>
-    <w:p>
-      <w:pPr>
-        <w:jc w:val="both"/>
-        <w:ind w:firstLine="709"/>
-        <w:spacing w:line="360" w:lineRule="auto"/>
-      </w:pPr>
-      <w:r>
-        <w:rPr>
-          <w:sz w:val="28"/>
-          <w:szCs w:val="28"/>
-          <w:rFonts w:ascii="Times New Roman" w:hAnsi="Times New Roman"/>
-        </w:rPr>
-        <w:t xml:space="preserve">— Учусь/изучаю: 3 человека (6%)</w:t>
-      </w:r>
-    </w:p>
-    <w:p>
-      <w:pPr>
-        <w:jc w:val="both"/>
-        <w:ind w:firstLine="709"/>
-        <w:spacing w:line="360" w:lineRule="auto"/>
-      </w:pPr>
-      <w:r>
-        <w:rPr>
-          <w:sz w:val="28"/>
-          <w:szCs w:val="28"/>
-          <w:rFonts w:ascii="Times New Roman" w:hAnsi="Times New Roman"/>
-        </w:rPr>
-        <w:t xml:space="preserve">— Нет, не занимаюсь: 40 человек (80%)</w:t>
-      </w:r>
-    </w:p>
-    <w:p>
-      <w:pPr>
-        <w:spacing w:line="360" w:lineRule="auto"/>
-      </w:pPr>
-    </w:p>
-    <w:p>
-      <w:pPr>
-        <w:jc w:val="both"/>
-        <w:ind w:firstLine="709"/>
-        <w:spacing w:line="360" w:lineRule="auto"/>
-      </w:pPr>
-      <w:r>
-        <w:rPr>
-          <w:sz w:val="28"/>
-          <w:szCs w:val="28"/>
-          <w:rFonts w:ascii="Times New Roman" w:hAnsi="Times New Roman"/>
-          <w:b/>
-        </w:rPr>
-        <w:t xml:space="preserve">Вопрос 3: Хотели бы вы научиться программировать?</w:t>
-      </w:r>
-    </w:p>
-    <w:p>
-      <w:pPr>
-        <w:jc w:val="both"/>
-        <w:ind w:firstLine="709"/>
-        <w:spacing w:line="360" w:lineRule="auto"/>
-      </w:pPr>
-      <w:r>
-        <w:rPr>
-          <w:sz w:val="28"/>
-          <w:szCs w:val="28"/>
-          <w:rFonts w:ascii="Times New Roman" w:hAnsi="Times New Roman"/>
-        </w:rPr>
-        <w:t xml:space="preserve">— Да, хотел(а) бы: 22 человека (44%)</w:t>
-      </w:r>
-    </w:p>
-    <w:p>
-      <w:pPr>
-        <w:jc w:val="both"/>
-        <w:ind w:firstLine="709"/>
-        <w:spacing w:line="360" w:lineRule="auto"/>
-      </w:pPr>
-      <w:r>
-        <w:rPr>
-          <w:sz w:val="28"/>
-          <w:szCs w:val="28"/>
-          <w:rFonts w:ascii="Times New Roman" w:hAnsi="Times New Roman"/>
-        </w:rPr>
-        <w:t xml:space="preserve">— Может быть, если будет время: 15 человек (30%)</w:t>
-      </w:r>
-    </w:p>
-    <w:p>
-      <w:pPr>
-        <w:jc w:val="both"/>
-        <w:ind w:firstLine="709"/>
-        <w:spacing w:line="360" w:lineRule="auto"/>
-      </w:pPr>
-      <w:r>
-        <w:rPr>
-          <w:sz w:val="28"/>
-          <w:szCs w:val="28"/>
-          <w:rFonts w:ascii="Times New Roman" w:hAnsi="Times New Roman"/>
-        </w:rPr>
-        <w:t xml:space="preserve">— Нет, мне это не нужно: 13 человек (26%)</w:t>
-      </w:r>
-    </w:p>
-    <w:p>
-      <w:pPr>
-        <w:spacing w:line="360" w:lineRule="auto"/>
-      </w:pPr>
-    </w:p>
-    <w:p>
-      <w:pPr>
-        <w:jc w:val="both"/>
-        <w:ind w:firstLine="709"/>
-        <w:spacing w:line="360" w:lineRule="auto"/>
-      </w:pPr>
-      <w:r>
-        <w:rPr>
-          <w:sz w:val="28"/>
-          <w:szCs w:val="28"/>
-          <w:rFonts w:ascii="Times New Roman" w:hAnsi="Times New Roman"/>
-          <w:b/>
-        </w:rPr>
-        <w:t xml:space="preserve">Вопрос 4: Считаете ли вы программирование важным навыком?</w:t>
-      </w:r>
-    </w:p>
-    <w:p>
-      <w:pPr>
-        <w:jc w:val="both"/>
-        <w:ind w:firstLine="709"/>
-        <w:spacing w:line="360" w:lineRule="auto"/>
-      </w:pPr>
-      <w:r>
-        <w:rPr>
-          <w:sz w:val="28"/>
-          <w:szCs w:val="28"/>
-          <w:rFonts w:ascii="Times New Roman" w:hAnsi="Times New Roman"/>
-        </w:rPr>
-        <w:t xml:space="preserve">— Да, очень важным: 31 человек (62%)</w:t>
-      </w:r>
-    </w:p>
-    <w:p>
-      <w:pPr>
-        <w:jc w:val="both"/>
-        <w:ind w:firstLine="709"/>
-        <w:spacing w:line="360" w:lineRule="auto"/>
-      </w:pPr>
-      <w:r>
-        <w:rPr>
-          <w:sz w:val="28"/>
-          <w:szCs w:val="28"/>
-          <w:rFonts w:ascii="Times New Roman" w:hAnsi="Times New Roman"/>
-        </w:rPr>
-        <w:t xml:space="preserve">— Скорее да: 14 человек (28%)</w:t>
-      </w:r>
-    </w:p>
-    <w:p>
-      <w:pPr>
-        <w:jc w:val="both"/>
-        <w:ind w:firstLine="709"/>
-        <w:spacing w:line="360" w:lineRule="auto"/>
-      </w:pPr>
-      <w:r>
-        <w:rPr>
-          <w:sz w:val="28"/>
-          <w:szCs w:val="28"/>
-          <w:rFonts w:ascii="Times New Roman" w:hAnsi="Times New Roman"/>
-        </w:rPr>
-        <w:t xml:space="preserve">— Нет, не считаю: 5 человек (10%)</w:t>
-      </w:r>
-    </w:p>
-    <w:p>
-      <w:pPr>
-        <w:spacing w:line="360" w:lineRule="auto"/>
-      </w:pPr>
-    </w:p>
-    <w:p>
-      <w:pPr>
-        <w:jc w:val="both"/>
-        <w:ind w:firstLine="709"/>
-        <w:spacing w:line="360" w:lineRule="auto"/>
-      </w:pPr>
-      <w:r>
-        <w:rPr>
-          <w:sz w:val="28"/>
-          <w:szCs w:val="28"/>
-          <w:rFonts w:ascii="Times New Roman" w:hAnsi="Times New Roman"/>
-          <w:b/>
-        </w:rPr>
-        <w:t xml:space="preserve">Выводы по исследованию:</w:t>
-      </w:r>
-    </w:p>
-    <w:p>
-      <w:pPr>
-        <w:jc w:val="both"/>
-        <w:ind w:firstLine="709"/>
-        <w:spacing w:line="360" w:lineRule="auto"/>
-      </w:pPr>
-      <w:r>
-        <w:rPr>
-          <w:sz w:val="28"/>
-          <w:szCs w:val="28"/>
-          <w:rFonts w:ascii="Times New Roman" w:hAnsi="Times New Roman"/>
-        </w:rPr>
-        <w:t xml:space="preserve">Результаты опроса показали, что подавляющее большинство людей (86%) знают, что такое программирование, однако лишь 20% респондентов занимаются им в той или иной форме. 80% опрошенных не имеют опыта программирования. При этом 74% хотели бы или рассматривают возможность научиться программировать, а 90% считают его важным навыком. Это подтверждает актуальность темы проекта: программирование востребовано обществом, но пока доступно лишь малой части населения.</w:t>
+        <w:t xml:space="preserve">Общий вывод по опросу:</w:t>
+      </w:r>
+    </w:p>
+    <w:p>
+      <w:pPr>
+        <w:jc w:val="both"/>
+        <w:ind w:firstLine="709"/>
+        <w:spacing w:line="360" w:lineRule="auto"/>
+      </w:pPr>
+      <w:r>
+        <w:rPr>
+          <w:sz w:val="28"/>
+          <w:szCs w:val="28"/>
+          <w:rFonts w:ascii="Times New Roman" w:hAnsi="Times New Roman"/>
+        </w:rPr>
+        <w:t xml:space="preserve">Результаты исследования наглядно демонстрируют следующую картину: подавляющее большинство людей (86%) знают, что такое программирование, однако лишь 20% респондентов занимаются им в той или иной форме. 80% опрошенных не имеют опыта программирования.</w:t>
+      </w:r>
+    </w:p>
+    <w:p>
+      <w:pPr>
+        <w:jc w:val="both"/>
+        <w:ind w:firstLine="709"/>
+        <w:spacing w:line="360" w:lineRule="auto"/>
+      </w:pPr>
+      <w:r>
+        <w:rPr>
+          <w:sz w:val="28"/>
+          <w:szCs w:val="28"/>
+          <w:rFonts w:ascii="Times New Roman" w:hAnsi="Times New Roman"/>
+        </w:rPr>
+        <w:t xml:space="preserve">При этом 74% хотели бы или рассматривают возможность научиться программировать, а 90% считают его важным навыком. Наибольший интерес к программированию наблюдается среди молодёжи, тогда как старшее поколение в основном не видит необходимости осваивать этот навык лично, но признаёт его значимость для будущих поколений.</w:t>
+      </w:r>
+    </w:p>
+    <w:p>
+      <w:pPr>
+        <w:jc w:val="both"/>
+        <w:ind w:firstLine="709"/>
+        <w:spacing w:line="360" w:lineRule="auto"/>
+      </w:pPr>
+      <w:r>
+        <w:rPr>
+          <w:sz w:val="28"/>
+          <w:szCs w:val="28"/>
+          <w:rFonts w:ascii="Times New Roman" w:hAnsi="Times New Roman"/>
+        </w:rPr>
+        <w:t xml:space="preserve">Данные результаты подтверждают актуальность темы проекта: программирование востребовано обществом, но пока доступно и практикуется лишь малой частью населения. Это указывает на необходимость более активного внедрения основ программирования в школьное и дополнительное образование.</w:t>
       </w:r>
     </w:p>
     <w:p>
@@ -2013,91 +2365,49 @@
           <w:szCs w:val="28"/>
           <w:rFonts w:ascii="Times New Roman" w:hAnsi="Times New Roman"/>
         </w:rPr>
-        <w:t xml:space="preserve">1. Босова Л.Л., Босова А.Ю. Информатика. 10–11 класс. Базовый уровень. — М.: БИНОМ. Лаборатория знаний, 2023.</w:t>
-      </w:r>
-    </w:p>
-    <w:p>
-      <w:pPr>
-        <w:jc w:val="both"/>
-        <w:spacing w:line="360" w:lineRule="auto"/>
-      </w:pPr>
-      <w:r>
-        <w:rPr>
-          <w:sz w:val="28"/>
-          <w:szCs w:val="28"/>
-          <w:rFonts w:ascii="Times New Roman" w:hAnsi="Times New Roman"/>
-        </w:rPr>
-        <w:t xml:space="preserve">2. Семакин И.Г., Хеннер Е.К. Информатика и ИКТ. 10–11 класс. — М.: БИНОМ, 2022.</w:t>
-      </w:r>
-    </w:p>
-    <w:p>
-      <w:pPr>
-        <w:jc w:val="both"/>
-        <w:spacing w:line="360" w:lineRule="auto"/>
-      </w:pPr>
-      <w:r>
-        <w:rPr>
-          <w:sz w:val="28"/>
-          <w:szCs w:val="28"/>
-          <w:rFonts w:ascii="Times New Roman" w:hAnsi="Times New Roman"/>
-        </w:rPr>
-        <w:t xml:space="preserve">3. Поляков К.Ю., Еремин Е.А. Информатика. 10–11 класс. Углублённый уровень. — М.: БИНОМ, 2023.</w:t>
-      </w:r>
-    </w:p>
-    <w:p>
-      <w:pPr>
-        <w:jc w:val="both"/>
-        <w:spacing w:line="360" w:lineRule="auto"/>
-      </w:pPr>
-      <w:r>
-        <w:rPr>
-          <w:sz w:val="28"/>
-          <w:szCs w:val="28"/>
-          <w:rFonts w:ascii="Times New Roman" w:hAnsi="Times New Roman"/>
-        </w:rPr>
-        <w:t xml:space="preserve">4. Лутц М. Изучаем Python. 5-е издание. — М.: Вильямс, 2020.</w:t>
-      </w:r>
-    </w:p>
-    <w:p>
-      <w:pPr>
-        <w:jc w:val="both"/>
-        <w:spacing w:line="360" w:lineRule="auto"/>
-      </w:pPr>
-      <w:r>
-        <w:rPr>
-          <w:sz w:val="28"/>
-          <w:szCs w:val="28"/>
-          <w:rFonts w:ascii="Times New Roman" w:hAnsi="Times New Roman"/>
-        </w:rPr>
-        <w:t xml:space="preserve">5. Рассел С., Норвиг П. Искусственный интеллект: современный подход. — М.: Вильямс, 2021.</w:t>
-      </w:r>
-    </w:p>
-    <w:p>
-      <w:pPr>
-        <w:jc w:val="both"/>
-        <w:spacing w:line="360" w:lineRule="auto"/>
-      </w:pPr>
-      <w:r>
-        <w:rPr>
-          <w:sz w:val="28"/>
-          <w:szCs w:val="28"/>
-          <w:rFonts w:ascii="Times New Roman" w:hAnsi="Times New Roman"/>
-        </w:rPr>
-        <w:t xml:space="preserve">6. Национальная стратегия развития ИИ в РФ на период до 2030 года (Указ Президента РФ от 10.10.2019 № 490).</w:t>
-      </w:r>
-    </w:p>
-    <w:p>
-      <w:pPr>
-        <w:jc w:val="both"/>
-        <w:spacing w:line="360" w:lineRule="auto"/>
-      </w:pPr>
-      <w:r>
-        <w:rPr>
-          <w:sz w:val="28"/>
-          <w:szCs w:val="28"/>
-          <w:rFonts w:ascii="Times New Roman" w:hAnsi="Times New Roman"/>
-        </w:rPr>
-        <w:t xml:space="preserve">7. Результаты собственного социологического исследования (опрос 50 респондентов, 2025 г.).</w:t>
+        <w:t xml:space="preserve">1. Программирование — Википедия. [Электронный ресурс]. — URL: https://ru.wikipedia.org/wiki/Программирование</w:t>
+      </w:r>
+    </w:p>
+    <w:p>
+      <w:pPr>
+        <w:jc w:val="both"/>
+        <w:spacing w:line="360" w:lineRule="auto"/>
+      </w:pPr>
+      <w:r>
+        <w:rPr>
+          <w:sz w:val="28"/>
+          <w:szCs w:val="28"/>
+          <w:rFonts w:ascii="Times New Roman" w:hAnsi="Times New Roman"/>
+        </w:rPr>
+        <w:t xml:space="preserve">2. Язык программирования — Википедия. [Электронный ресурс]. — URL: https://ru.wikipedia.org/wiki/Язык_программирования</w:t>
+      </w:r>
+    </w:p>
+    <w:p>
+      <w:pPr>
+        <w:jc w:val="both"/>
+        <w:spacing w:line="360" w:lineRule="auto"/>
+      </w:pPr>
+      <w:r>
+        <w:rPr>
+          <w:sz w:val="28"/>
+          <w:szCs w:val="28"/>
+          <w:rFonts w:ascii="Times New Roman" w:hAnsi="Times New Roman"/>
+        </w:rPr>
+        <w:t xml:space="preserve">3. Искусственный интеллект — Википедия. [Электронный ресурс]. — URL: https://ru.wikipedia.org/wiki/Искусственный_интеллект</w:t>
+      </w:r>
+    </w:p>
+    <w:p>
+      <w:pPr>
+        <w:jc w:val="both"/>
+        <w:spacing w:line="360" w:lineRule="auto"/>
+      </w:pPr>
+      <w:r>
+        <w:rPr>
+          <w:sz w:val="28"/>
+          <w:szCs w:val="28"/>
+          <w:rFonts w:ascii="Times New Roman" w:hAnsi="Times New Roman"/>
+        </w:rPr>
+        <w:t xml:space="preserve">4. История программирования — Википедия. [Электронный ресурс]. — URL: https://ru.wikipedia.org/wiki/История_языков_программирования</w:t>
       </w:r>
     </w:p>
     <w:sectPr>

--- a/project-programming.docx
+++ b/project-programming.docx
@@ -1601,9 +1601,294 @@
           <w:sz w:val="28"/>
           <w:szCs w:val="28"/>
           <w:rFonts w:ascii="Times New Roman" w:hAnsi="Times New Roman"/>
-        </w:rPr>
-        <w:t xml:space="preserve">═══════════════════════════════════════════════════</w:t>
-      </w:r>
+          <w:b/>
+        </w:rPr>
+        <w:t xml:space="preserve">РЕЗУЛЬТАТЫ ОПРОСА</w:t>
+      </w:r>
+    </w:p>
+    <w:p>
+      <w:pPr>
+        <w:spacing w:line="360" w:lineRule="auto"/>
+      </w:pPr>
+    </w:p>
+    <w:p>
+      <w:pPr>
+        <w:jc w:val="both"/>
+        <w:ind w:firstLine="709"/>
+        <w:spacing w:line="360" w:lineRule="auto"/>
+      </w:pPr>
+      <w:r>
+        <w:rPr>
+          <w:sz w:val="28"/>
+          <w:szCs w:val="28"/>
+          <w:rFonts w:ascii="Times New Roman" w:hAnsi="Times New Roman"/>
+          <w:b/>
+        </w:rPr>
+        <w:t xml:space="preserve">Вопрос 1. Знаете ли вы, что такое программирование?</w:t>
+      </w:r>
+    </w:p>
+    <w:p>
+      <w:pPr>
+        <w:jc w:val="both"/>
+        <w:ind w:firstLine="709"/>
+        <w:spacing w:line="360" w:lineRule="auto"/>
+      </w:pPr>
+      <w:r>
+        <w:rPr>
+          <w:sz w:val="28"/>
+          <w:szCs w:val="28"/>
+          <w:rFonts w:ascii="Times New Roman" w:hAnsi="Times New Roman"/>
+        </w:rPr>
+        <w:t xml:space="preserve">Да, знаю — 43 человека (86%)</w:t>
+      </w:r>
+    </w:p>
+    <w:p>
+      <w:pPr>
+        <w:jc w:val="both"/>
+        <w:ind w:firstLine="709"/>
+        <w:spacing w:line="360" w:lineRule="auto"/>
+      </w:pPr>
+      <w:r>
+        <w:rPr>
+          <w:sz w:val="28"/>
+          <w:szCs w:val="28"/>
+          <w:rFonts w:ascii="Times New Roman" w:hAnsi="Times New Roman"/>
+        </w:rPr>
+        <w:t xml:space="preserve">Слышал(а), но не понимаю — 5 человек (10%)</w:t>
+      </w:r>
+    </w:p>
+    <w:p>
+      <w:pPr>
+        <w:jc w:val="both"/>
+        <w:ind w:firstLine="709"/>
+        <w:spacing w:line="360" w:lineRule="auto"/>
+      </w:pPr>
+      <w:r>
+        <w:rPr>
+          <w:sz w:val="28"/>
+          <w:szCs w:val="28"/>
+          <w:rFonts w:ascii="Times New Roman" w:hAnsi="Times New Roman"/>
+        </w:rPr>
+        <w:t xml:space="preserve">Нет, не знаю — 2 человека (4%)</w:t>
+      </w:r>
+    </w:p>
+    <w:p>
+      <w:pPr>
+        <w:spacing w:line="360" w:lineRule="auto"/>
+      </w:pPr>
+    </w:p>
+    <w:p>
+      <w:pPr>
+        <w:jc w:val="both"/>
+        <w:ind w:firstLine="709"/>
+        <w:spacing w:line="360" w:lineRule="auto"/>
+      </w:pPr>
+      <w:r>
+        <w:rPr>
+          <w:sz w:val="28"/>
+          <w:szCs w:val="28"/>
+          <w:rFonts w:ascii="Times New Roman" w:hAnsi="Times New Roman"/>
+          <w:b/>
+        </w:rPr>
+        <w:t xml:space="preserve">Вопрос 2. Занимаетесь ли вы программированием?</w:t>
+      </w:r>
+    </w:p>
+    <w:p>
+      <w:pPr>
+        <w:jc w:val="both"/>
+        <w:ind w:firstLine="709"/>
+        <w:spacing w:line="360" w:lineRule="auto"/>
+      </w:pPr>
+      <w:r>
+        <w:rPr>
+          <w:sz w:val="28"/>
+          <w:szCs w:val="28"/>
+          <w:rFonts w:ascii="Times New Roman" w:hAnsi="Times New Roman"/>
+        </w:rPr>
+        <w:t xml:space="preserve">Да, профессионально — 4 человека (8%)</w:t>
+      </w:r>
+    </w:p>
+    <w:p>
+      <w:pPr>
+        <w:jc w:val="both"/>
+        <w:ind w:firstLine="709"/>
+        <w:spacing w:line="360" w:lineRule="auto"/>
+      </w:pPr>
+      <w:r>
+        <w:rPr>
+          <w:sz w:val="28"/>
+          <w:szCs w:val="28"/>
+          <w:rFonts w:ascii="Times New Roman" w:hAnsi="Times New Roman"/>
+        </w:rPr>
+        <w:t xml:space="preserve">Да, как хобби — 3 человека (6%)</w:t>
+      </w:r>
+    </w:p>
+    <w:p>
+      <w:pPr>
+        <w:jc w:val="both"/>
+        <w:ind w:firstLine="709"/>
+        <w:spacing w:line="360" w:lineRule="auto"/>
+      </w:pPr>
+      <w:r>
+        <w:rPr>
+          <w:sz w:val="28"/>
+          <w:szCs w:val="28"/>
+          <w:rFonts w:ascii="Times New Roman" w:hAnsi="Times New Roman"/>
+        </w:rPr>
+        <w:t xml:space="preserve">Учусь/изучаю — 3 человека (6%)</w:t>
+      </w:r>
+    </w:p>
+    <w:p>
+      <w:pPr>
+        <w:jc w:val="both"/>
+        <w:ind w:firstLine="709"/>
+        <w:spacing w:line="360" w:lineRule="auto"/>
+      </w:pPr>
+      <w:r>
+        <w:rPr>
+          <w:sz w:val="28"/>
+          <w:szCs w:val="28"/>
+          <w:rFonts w:ascii="Times New Roman" w:hAnsi="Times New Roman"/>
+        </w:rPr>
+        <w:t xml:space="preserve">Нет, не занимаюсь — 40 человек (80%)</w:t>
+      </w:r>
+    </w:p>
+    <w:p>
+      <w:pPr>
+        <w:spacing w:line="360" w:lineRule="auto"/>
+      </w:pPr>
+    </w:p>
+    <w:p>
+      <w:pPr>
+        <w:jc w:val="both"/>
+        <w:ind w:firstLine="709"/>
+        <w:spacing w:line="360" w:lineRule="auto"/>
+      </w:pPr>
+      <w:r>
+        <w:rPr>
+          <w:sz w:val="28"/>
+          <w:szCs w:val="28"/>
+          <w:rFonts w:ascii="Times New Roman" w:hAnsi="Times New Roman"/>
+          <w:b/>
+        </w:rPr>
+        <w:t xml:space="preserve">Вопрос 3. Хотели бы вы научиться программировать?</w:t>
+      </w:r>
+    </w:p>
+    <w:p>
+      <w:pPr>
+        <w:jc w:val="both"/>
+        <w:ind w:firstLine="709"/>
+        <w:spacing w:line="360" w:lineRule="auto"/>
+      </w:pPr>
+      <w:r>
+        <w:rPr>
+          <w:sz w:val="28"/>
+          <w:szCs w:val="28"/>
+          <w:rFonts w:ascii="Times New Roman" w:hAnsi="Times New Roman"/>
+        </w:rPr>
+        <w:t xml:space="preserve">Да, хотел(а) бы — 22 человека (44%)</w:t>
+      </w:r>
+    </w:p>
+    <w:p>
+      <w:pPr>
+        <w:jc w:val="both"/>
+        <w:ind w:firstLine="709"/>
+        <w:spacing w:line="360" w:lineRule="auto"/>
+      </w:pPr>
+      <w:r>
+        <w:rPr>
+          <w:sz w:val="28"/>
+          <w:szCs w:val="28"/>
+          <w:rFonts w:ascii="Times New Roman" w:hAnsi="Times New Roman"/>
+        </w:rPr>
+        <w:t xml:space="preserve">Может быть, если будет время — 15 человек (30%)</w:t>
+      </w:r>
+    </w:p>
+    <w:p>
+      <w:pPr>
+        <w:jc w:val="both"/>
+        <w:ind w:firstLine="709"/>
+        <w:spacing w:line="360" w:lineRule="auto"/>
+      </w:pPr>
+      <w:r>
+        <w:rPr>
+          <w:sz w:val="28"/>
+          <w:szCs w:val="28"/>
+          <w:rFonts w:ascii="Times New Roman" w:hAnsi="Times New Roman"/>
+        </w:rPr>
+        <w:t xml:space="preserve">Нет, мне это не нужно — 13 человек (26%)</w:t>
+      </w:r>
+    </w:p>
+    <w:p>
+      <w:pPr>
+        <w:spacing w:line="360" w:lineRule="auto"/>
+      </w:pPr>
+    </w:p>
+    <w:p>
+      <w:pPr>
+        <w:jc w:val="both"/>
+        <w:ind w:firstLine="709"/>
+        <w:spacing w:line="360" w:lineRule="auto"/>
+      </w:pPr>
+      <w:r>
+        <w:rPr>
+          <w:sz w:val="28"/>
+          <w:szCs w:val="28"/>
+          <w:rFonts w:ascii="Times New Roman" w:hAnsi="Times New Roman"/>
+          <w:b/>
+        </w:rPr>
+        <w:t xml:space="preserve">Вопрос 4. Считаете ли вы программирование важным навыком?</w:t>
+      </w:r>
+    </w:p>
+    <w:p>
+      <w:pPr>
+        <w:jc w:val="both"/>
+        <w:ind w:firstLine="709"/>
+        <w:spacing w:line="360" w:lineRule="auto"/>
+      </w:pPr>
+      <w:r>
+        <w:rPr>
+          <w:sz w:val="28"/>
+          <w:szCs w:val="28"/>
+          <w:rFonts w:ascii="Times New Roman" w:hAnsi="Times New Roman"/>
+        </w:rPr>
+        <w:t xml:space="preserve">Да, очень важным — 31 человек (62%)</w:t>
+      </w:r>
+    </w:p>
+    <w:p>
+      <w:pPr>
+        <w:jc w:val="both"/>
+        <w:ind w:firstLine="709"/>
+        <w:spacing w:line="360" w:lineRule="auto"/>
+      </w:pPr>
+      <w:r>
+        <w:rPr>
+          <w:sz w:val="28"/>
+          <w:szCs w:val="28"/>
+          <w:rFonts w:ascii="Times New Roman" w:hAnsi="Times New Roman"/>
+        </w:rPr>
+        <w:t xml:space="preserve">Скорее да — 14 человек (28%)</w:t>
+      </w:r>
+    </w:p>
+    <w:p>
+      <w:pPr>
+        <w:jc w:val="both"/>
+        <w:ind w:firstLine="709"/>
+        <w:spacing w:line="360" w:lineRule="auto"/>
+      </w:pPr>
+      <w:r>
+        <w:rPr>
+          <w:sz w:val="28"/>
+          <w:szCs w:val="28"/>
+          <w:rFonts w:ascii="Times New Roman" w:hAnsi="Times New Roman"/>
+        </w:rPr>
+        <w:t xml:space="preserve">Нет, не считаю — 5 человек (10%)</w:t>
+      </w:r>
+    </w:p>
+    <w:p>
+      <w:pPr>
+        <w:spacing w:line="360" w:lineRule="auto"/>
+      </w:pPr>
     </w:p>
     <w:p>
       <w:pPr>
@@ -1615,449 +1900,8 @@
           <w:sz w:val="28"/>
           <w:szCs w:val="28"/>
           <w:rFonts w:ascii="Times New Roman" w:hAnsi="Times New Roman"/>
-          <w:b/>
-        </w:rPr>
-        <w:t xml:space="preserve">РЕЗУЛЬТАТЫ ОПРОСА</w:t>
-      </w:r>
-    </w:p>
-    <w:p>
-      <w:pPr>
-        <w:jc w:val="center"/>
-        <w:spacing w:line="360" w:lineRule="auto"/>
-      </w:pPr>
-      <w:r>
-        <w:rPr>
-          <w:sz w:val="28"/>
-          <w:szCs w:val="28"/>
-          <w:rFonts w:ascii="Times New Roman" w:hAnsi="Times New Roman"/>
-        </w:rPr>
-        <w:t xml:space="preserve">═══════════════════════════════════════════════════</w:t>
-      </w:r>
-    </w:p>
-    <w:p>
-      <w:pPr>
-        <w:spacing w:line="360" w:lineRule="auto"/>
-      </w:pPr>
-    </w:p>
-    <w:p>
-      <w:pPr>
-        <w:jc w:val="both"/>
-        <w:spacing w:line="360" w:lineRule="auto"/>
-      </w:pPr>
-      <w:r>
-        <w:rPr>
-          <w:sz w:val="28"/>
-          <w:szCs w:val="28"/>
-          <w:rFonts w:ascii="Times New Roman" w:hAnsi="Times New Roman"/>
-        </w:rPr>
-        <w:t xml:space="preserve">┌─────────────────────────────────────────────────────────────────┐</w:t>
-      </w:r>
-    </w:p>
-    <w:p>
-      <w:pPr>
-        <w:jc w:val="both"/>
-        <w:spacing w:line="360" w:lineRule="auto"/>
-      </w:pPr>
-      <w:r>
-        <w:rPr>
-          <w:sz w:val="28"/>
-          <w:szCs w:val="28"/>
-          <w:rFonts w:ascii="Times New Roman" w:hAnsi="Times New Roman"/>
-        </w:rPr>
-        <w:t xml:space="preserve">│  Вопрос 1: Знаете ли вы, что такое программирование?           │</w:t>
-      </w:r>
-    </w:p>
-    <w:p>
-      <w:pPr>
-        <w:jc w:val="both"/>
-        <w:spacing w:line="360" w:lineRule="auto"/>
-      </w:pPr>
-      <w:r>
-        <w:rPr>
-          <w:sz w:val="28"/>
-          <w:szCs w:val="28"/>
-          <w:rFonts w:ascii="Times New Roman" w:hAnsi="Times New Roman"/>
-        </w:rPr>
-        <w:t xml:space="preserve">├─────────────────────────────────────────────────────────────────┤</w:t>
-      </w:r>
-    </w:p>
-    <w:p>
-      <w:pPr>
-        <w:jc w:val="both"/>
-        <w:spacing w:line="360" w:lineRule="auto"/>
-      </w:pPr>
-      <w:r>
-        <w:rPr>
-          <w:sz w:val="28"/>
-          <w:szCs w:val="28"/>
-          <w:rFonts w:ascii="Times New Roman" w:hAnsi="Times New Roman"/>
-        </w:rPr>
-        <w:t xml:space="preserve">│  Да, знаю                    │  43 чел.  │  86%  │ ████████▊   │</w:t>
-      </w:r>
-    </w:p>
-    <w:p>
-      <w:pPr>
-        <w:jc w:val="both"/>
-        <w:spacing w:line="360" w:lineRule="auto"/>
-      </w:pPr>
-      <w:r>
-        <w:rPr>
-          <w:sz w:val="28"/>
-          <w:szCs w:val="28"/>
-          <w:rFonts w:ascii="Times New Roman" w:hAnsi="Times New Roman"/>
-        </w:rPr>
-        <w:t xml:space="preserve">│  Слышал(а), но не понимаю    │   5 чел.  │  10%  │ █           │</w:t>
-      </w:r>
-    </w:p>
-    <w:p>
-      <w:pPr>
-        <w:jc w:val="both"/>
-        <w:spacing w:line="360" w:lineRule="auto"/>
-      </w:pPr>
-      <w:r>
-        <w:rPr>
-          <w:sz w:val="28"/>
-          <w:szCs w:val="28"/>
-          <w:rFonts w:ascii="Times New Roman" w:hAnsi="Times New Roman"/>
-        </w:rPr>
-        <w:t xml:space="preserve">│  Нет, не знаю                │   2 чел.  │   4%  │ ▍           │</w:t>
-      </w:r>
-    </w:p>
-    <w:p>
-      <w:pPr>
-        <w:jc w:val="both"/>
-        <w:spacing w:line="360" w:lineRule="auto"/>
-      </w:pPr>
-      <w:r>
-        <w:rPr>
-          <w:sz w:val="28"/>
-          <w:szCs w:val="28"/>
-          <w:rFonts w:ascii="Times New Roman" w:hAnsi="Times New Roman"/>
-        </w:rPr>
-        <w:t xml:space="preserve">└─────────────────────────────────────────────────────────────────┘</w:t>
-      </w:r>
-    </w:p>
-    <w:p>
-      <w:pPr>
-        <w:spacing w:line="360" w:lineRule="auto"/>
-      </w:pPr>
-    </w:p>
-    <w:p>
-      <w:pPr>
-        <w:jc w:val="both"/>
-        <w:spacing w:line="360" w:lineRule="auto"/>
-      </w:pPr>
-      <w:r>
-        <w:rPr>
-          <w:sz w:val="28"/>
-          <w:szCs w:val="28"/>
-          <w:rFonts w:ascii="Times New Roman" w:hAnsi="Times New Roman"/>
-        </w:rPr>
-        <w:t xml:space="preserve">┌─────────────────────────────────────────────────────────────────┐</w:t>
-      </w:r>
-    </w:p>
-    <w:p>
-      <w:pPr>
-        <w:jc w:val="both"/>
-        <w:spacing w:line="360" w:lineRule="auto"/>
-      </w:pPr>
-      <w:r>
-        <w:rPr>
-          <w:sz w:val="28"/>
-          <w:szCs w:val="28"/>
-          <w:rFonts w:ascii="Times New Roman" w:hAnsi="Times New Roman"/>
-        </w:rPr>
-        <w:t xml:space="preserve">│  Вопрос 2: Занимаетесь ли вы программированием?                │</w:t>
-      </w:r>
-    </w:p>
-    <w:p>
-      <w:pPr>
-        <w:jc w:val="both"/>
-        <w:spacing w:line="360" w:lineRule="auto"/>
-      </w:pPr>
-      <w:r>
-        <w:rPr>
-          <w:sz w:val="28"/>
-          <w:szCs w:val="28"/>
-          <w:rFonts w:ascii="Times New Roman" w:hAnsi="Times New Roman"/>
-        </w:rPr>
-        <w:t xml:space="preserve">├─────────────────────────────────────────────────────────────────┤</w:t>
-      </w:r>
-    </w:p>
-    <w:p>
-      <w:pPr>
-        <w:jc w:val="both"/>
-        <w:spacing w:line="360" w:lineRule="auto"/>
-      </w:pPr>
-      <w:r>
-        <w:rPr>
-          <w:sz w:val="28"/>
-          <w:szCs w:val="28"/>
-          <w:rFonts w:ascii="Times New Roman" w:hAnsi="Times New Roman"/>
-        </w:rPr>
-        <w:t xml:space="preserve">│  Да, профессионально         │   4 чел.  │   8%  │ ▊           │</w:t>
-      </w:r>
-    </w:p>
-    <w:p>
-      <w:pPr>
-        <w:jc w:val="both"/>
-        <w:spacing w:line="360" w:lineRule="auto"/>
-      </w:pPr>
-      <w:r>
-        <w:rPr>
-          <w:sz w:val="28"/>
-          <w:szCs w:val="28"/>
-          <w:rFonts w:ascii="Times New Roman" w:hAnsi="Times New Roman"/>
-        </w:rPr>
-        <w:t xml:space="preserve">│  Да, как хобби               │   3 чел.  │   6%  │ ▋           │</w:t>
-      </w:r>
-    </w:p>
-    <w:p>
-      <w:pPr>
-        <w:jc w:val="both"/>
-        <w:spacing w:line="360" w:lineRule="auto"/>
-      </w:pPr>
-      <w:r>
-        <w:rPr>
-          <w:sz w:val="28"/>
-          <w:szCs w:val="28"/>
-          <w:rFonts w:ascii="Times New Roman" w:hAnsi="Times New Roman"/>
-        </w:rPr>
-        <w:t xml:space="preserve">│  Учусь/изучаю                │   3 чел.  │   6%  │ ▋           │</w:t>
-      </w:r>
-    </w:p>
-    <w:p>
-      <w:pPr>
-        <w:jc w:val="both"/>
-        <w:spacing w:line="360" w:lineRule="auto"/>
-      </w:pPr>
-      <w:r>
-        <w:rPr>
-          <w:sz w:val="28"/>
-          <w:szCs w:val="28"/>
-          <w:rFonts w:ascii="Times New Roman" w:hAnsi="Times New Roman"/>
-        </w:rPr>
-        <w:t xml:space="preserve">│  НЕТ, не занимаюсь           │  40 чел.  │  80%  │ ████████    │</w:t>
-      </w:r>
-    </w:p>
-    <w:p>
-      <w:pPr>
-        <w:jc w:val="both"/>
-        <w:spacing w:line="360" w:lineRule="auto"/>
-      </w:pPr>
-      <w:r>
-        <w:rPr>
-          <w:sz w:val="28"/>
-          <w:szCs w:val="28"/>
-          <w:rFonts w:ascii="Times New Roman" w:hAnsi="Times New Roman"/>
-        </w:rPr>
-        <w:t xml:space="preserve">└─────────────────────────────────────────────────────────────────┘</w:t>
-      </w:r>
-    </w:p>
-    <w:p>
-      <w:pPr>
-        <w:spacing w:line="360" w:lineRule="auto"/>
-      </w:pPr>
-    </w:p>
-    <w:p>
-      <w:pPr>
-        <w:jc w:val="both"/>
-        <w:spacing w:line="360" w:lineRule="auto"/>
-      </w:pPr>
-      <w:r>
-        <w:rPr>
-          <w:sz w:val="28"/>
-          <w:szCs w:val="28"/>
-          <w:rFonts w:ascii="Times New Roman" w:hAnsi="Times New Roman"/>
-        </w:rPr>
-        <w:t xml:space="preserve">┌─────────────────────────────────────────────────────────────────┐</w:t>
-      </w:r>
-    </w:p>
-    <w:p>
-      <w:pPr>
-        <w:jc w:val="both"/>
-        <w:spacing w:line="360" w:lineRule="auto"/>
-      </w:pPr>
-      <w:r>
-        <w:rPr>
-          <w:sz w:val="28"/>
-          <w:szCs w:val="28"/>
-          <w:rFonts w:ascii="Times New Roman" w:hAnsi="Times New Roman"/>
-        </w:rPr>
-        <w:t xml:space="preserve">│  Вопрос 3: Хотели бы вы научиться программировать?             │</w:t>
-      </w:r>
-    </w:p>
-    <w:p>
-      <w:pPr>
-        <w:jc w:val="both"/>
-        <w:spacing w:line="360" w:lineRule="auto"/>
-      </w:pPr>
-      <w:r>
-        <w:rPr>
-          <w:sz w:val="28"/>
-          <w:szCs w:val="28"/>
-          <w:rFonts w:ascii="Times New Roman" w:hAnsi="Times New Roman"/>
-        </w:rPr>
-        <w:t xml:space="preserve">├─────────────────────────────────────────────────────────────────┤</w:t>
-      </w:r>
-    </w:p>
-    <w:p>
-      <w:pPr>
-        <w:jc w:val="both"/>
-        <w:spacing w:line="360" w:lineRule="auto"/>
-      </w:pPr>
-      <w:r>
-        <w:rPr>
-          <w:sz w:val="28"/>
-          <w:szCs w:val="28"/>
-          <w:rFonts w:ascii="Times New Roman" w:hAnsi="Times New Roman"/>
-        </w:rPr>
-        <w:t xml:space="preserve">│  Да, хотел(а) бы             │  22 чел.  │  44%  │ ████▍       │</w:t>
-      </w:r>
-    </w:p>
-    <w:p>
-      <w:pPr>
-        <w:jc w:val="both"/>
-        <w:spacing w:line="360" w:lineRule="auto"/>
-      </w:pPr>
-      <w:r>
-        <w:rPr>
-          <w:sz w:val="28"/>
-          <w:szCs w:val="28"/>
-          <w:rFonts w:ascii="Times New Roman" w:hAnsi="Times New Roman"/>
-        </w:rPr>
-        <w:t xml:space="preserve">│  Может быть                  │  15 чел.  │  30%  │ ███         │</w:t>
-      </w:r>
-    </w:p>
-    <w:p>
-      <w:pPr>
-        <w:jc w:val="both"/>
-        <w:spacing w:line="360" w:lineRule="auto"/>
-      </w:pPr>
-      <w:r>
-        <w:rPr>
-          <w:sz w:val="28"/>
-          <w:szCs w:val="28"/>
-          <w:rFonts w:ascii="Times New Roman" w:hAnsi="Times New Roman"/>
-        </w:rPr>
-        <w:t xml:space="preserve">│  Нет, мне это не нужно       │  13 чел.  │  26%  │ ██▋         │</w:t>
-      </w:r>
-    </w:p>
-    <w:p>
-      <w:pPr>
-        <w:jc w:val="both"/>
-        <w:spacing w:line="360" w:lineRule="auto"/>
-      </w:pPr>
-      <w:r>
-        <w:rPr>
-          <w:sz w:val="28"/>
-          <w:szCs w:val="28"/>
-          <w:rFonts w:ascii="Times New Roman" w:hAnsi="Times New Roman"/>
-        </w:rPr>
-        <w:t xml:space="preserve">└─────────────────────────────────────────────────────────────────┘</w:t>
-      </w:r>
-    </w:p>
-    <w:p>
-      <w:pPr>
-        <w:spacing w:line="360" w:lineRule="auto"/>
-      </w:pPr>
-    </w:p>
-    <w:p>
-      <w:pPr>
-        <w:jc w:val="both"/>
-        <w:spacing w:line="360" w:lineRule="auto"/>
-      </w:pPr>
-      <w:r>
-        <w:rPr>
-          <w:sz w:val="28"/>
-          <w:szCs w:val="28"/>
-          <w:rFonts w:ascii="Times New Roman" w:hAnsi="Times New Roman"/>
-        </w:rPr>
-        <w:t xml:space="preserve">┌─────────────────────────────────────────────────────────────────┐</w:t>
-      </w:r>
-    </w:p>
-    <w:p>
-      <w:pPr>
-        <w:jc w:val="both"/>
-        <w:spacing w:line="360" w:lineRule="auto"/>
-      </w:pPr>
-      <w:r>
-        <w:rPr>
-          <w:sz w:val="28"/>
-          <w:szCs w:val="28"/>
-          <w:rFonts w:ascii="Times New Roman" w:hAnsi="Times New Roman"/>
-        </w:rPr>
-        <w:t xml:space="preserve">│  Вопрос 4: Считаете ли вы программирование важным навыком?     │</w:t>
-      </w:r>
-    </w:p>
-    <w:p>
-      <w:pPr>
-        <w:jc w:val="both"/>
-        <w:spacing w:line="360" w:lineRule="auto"/>
-      </w:pPr>
-      <w:r>
-        <w:rPr>
-          <w:sz w:val="28"/>
-          <w:szCs w:val="28"/>
-          <w:rFonts w:ascii="Times New Roman" w:hAnsi="Times New Roman"/>
-        </w:rPr>
-        <w:t xml:space="preserve">├─────────────────────────────────────────────────────────────────┤</w:t>
-      </w:r>
-    </w:p>
-    <w:p>
-      <w:pPr>
-        <w:jc w:val="both"/>
-        <w:spacing w:line="360" w:lineRule="auto"/>
-      </w:pPr>
-      <w:r>
-        <w:rPr>
-          <w:sz w:val="28"/>
-          <w:szCs w:val="28"/>
-          <w:rFonts w:ascii="Times New Roman" w:hAnsi="Times New Roman"/>
-        </w:rPr>
-        <w:t xml:space="preserve">│  Да, очень важным            │  31 чел.  │  62%  │ ██████▏     │</w:t>
-      </w:r>
-    </w:p>
-    <w:p>
-      <w:pPr>
-        <w:jc w:val="both"/>
-        <w:spacing w:line="360" w:lineRule="auto"/>
-      </w:pPr>
-      <w:r>
-        <w:rPr>
-          <w:sz w:val="28"/>
-          <w:szCs w:val="28"/>
-          <w:rFonts w:ascii="Times New Roman" w:hAnsi="Times New Roman"/>
-        </w:rPr>
-        <w:t xml:space="preserve">│  Скорее да                   │  14 чел.  │  28%  │ ██▊         │</w:t>
-      </w:r>
-    </w:p>
-    <w:p>
-      <w:pPr>
-        <w:jc w:val="both"/>
-        <w:spacing w:line="360" w:lineRule="auto"/>
-      </w:pPr>
-      <w:r>
-        <w:rPr>
-          <w:sz w:val="28"/>
-          <w:szCs w:val="28"/>
-          <w:rFonts w:ascii="Times New Roman" w:hAnsi="Times New Roman"/>
-        </w:rPr>
-        <w:t xml:space="preserve">│  Нет, не считаю              │   5 чел.  │  10%  │ █           │</w:t>
-      </w:r>
-    </w:p>
-    <w:p>
-      <w:pPr>
-        <w:jc w:val="both"/>
-        <w:spacing w:line="360" w:lineRule="auto"/>
-      </w:pPr>
-      <w:r>
-        <w:rPr>
-          <w:sz w:val="28"/>
-          <w:szCs w:val="28"/>
-          <w:rFonts w:ascii="Times New Roman" w:hAnsi="Times New Roman"/>
-        </w:rPr>
-        <w:t xml:space="preserve">└─────────────────────────────────────────────────────────────────┘</w:t>
+        </w:rPr>
+        <w:t xml:space="preserve">(Диаграмма: см. Рис. 1 — круговая диаграмма по вопросу 2)</w:t>
       </w:r>
     </w:p>
     <w:p>
